--- a/energy_screener_upgrade_suggestions.docx
+++ b/energy_screener_upgrade_suggestions.docx
@@ -72,25 +72,7 @@
           <w:bCs/>
           <w:color w:val="EE0000"/>
         </w:rPr>
-        <w:t>Ev-</w:t>
-      </w:r>
-      <w:proofErr w:type="spellStart"/>
-      <w:r>
-        <w:rPr>
-          <w:b/>
-          <w:bCs/>
-          <w:color w:val="EE0000"/>
-        </w:rPr>
-        <w:t>ebitda</w:t>
-      </w:r>
-      <w:proofErr w:type="spellEnd"/>
-      <w:r>
-        <w:rPr>
-          <w:b/>
-          <w:bCs/>
-          <w:color w:val="EE0000"/>
-        </w:rPr>
-        <w:t xml:space="preserve"> DONE</w:t>
+        <w:t>Ev-ebitda DONE</w:t>
       </w:r>
     </w:p>
     <w:p>
@@ -292,22 +274,12 @@
         <w:pStyle w:val="Heading2"/>
       </w:pPr>
       <w:r>
-        <w:t xml:space="preserve">7. Add </w:t>
+        <w:t>7. Add Backtesting</w:t>
       </w:r>
-      <w:proofErr w:type="spellStart"/>
-      <w:r>
-        <w:t>Backtesting</w:t>
-      </w:r>
-      <w:proofErr w:type="spellEnd"/>
     </w:p>
     <w:p>
-      <w:proofErr w:type="spellStart"/>
       <w:r>
-        <w:t>Backtest</w:t>
-      </w:r>
-      <w:proofErr w:type="spellEnd"/>
-      <w:r>
-        <w:t xml:space="preserve"> the screener against benchmarks such as XLE using historical data. Measure CAGR, drawdown, Sharpe ratio, volatility, and win rate.</w:t>
+        <w:t>Backtest the screener against benchmarks such as XLE using historical data. Measure CAGR, drawdown, Sharpe ratio, volatility, and win rate.</w:t>
       </w:r>
     </w:p>
     <w:p>
@@ -370,7 +342,6 @@
         <w:t>DONE</w:t>
       </w:r>
     </w:p>
-    <w:p/>
     <w:p>
       <w:pPr>
         <w:pStyle w:val="Heading2"/>
@@ -475,13 +446,8 @@
         <w:pStyle w:val="ListBullet"/>
       </w:pPr>
       <w:r>
-        <w:t xml:space="preserve">2. </w:t>
+        <w:t>2. Backtesting</w:t>
       </w:r>
-      <w:proofErr w:type="spellStart"/>
-      <w:r>
-        <w:t>Backtesting</w:t>
-      </w:r>
-      <w:proofErr w:type="spellEnd"/>
     </w:p>
     <w:p>
       <w:pPr>

--- a/energy_screener_upgrade_suggestions.docx
+++ b/energy_screener_upgrade_suggestions.docx
@@ -72,7 +72,25 @@
           <w:bCs/>
           <w:color w:val="EE0000"/>
         </w:rPr>
-        <w:t>Ev-ebitda DONE</w:t>
+        <w:t>Ev-</w:t>
+      </w:r>
+      <w:proofErr w:type="spellStart"/>
+      <w:r>
+        <w:rPr>
+          <w:b/>
+          <w:bCs/>
+          <w:color w:val="EE0000"/>
+        </w:rPr>
+        <w:t>ebitda</w:t>
+      </w:r>
+      <w:proofErr w:type="spellEnd"/>
+      <w:r>
+        <w:rPr>
+          <w:b/>
+          <w:bCs/>
+          <w:color w:val="EE0000"/>
+        </w:rPr>
+        <w:t xml:space="preserve"> DONE</w:t>
       </w:r>
     </w:p>
     <w:p>
@@ -274,12 +292,22 @@
         <w:pStyle w:val="Heading2"/>
       </w:pPr>
       <w:r>
-        <w:t>7. Add Backtesting</w:t>
+        <w:t xml:space="preserve">7. Add </w:t>
       </w:r>
+      <w:proofErr w:type="spellStart"/>
+      <w:r>
+        <w:t>Backtesting</w:t>
+      </w:r>
+      <w:proofErr w:type="spellEnd"/>
     </w:p>
     <w:p>
+      <w:proofErr w:type="spellStart"/>
       <w:r>
-        <w:t>Backtest the screener against benchmarks such as XLE using historical data. Measure CAGR, drawdown, Sharpe ratio, volatility, and win rate.</w:t>
+        <w:t>Backtest</w:t>
+      </w:r>
+      <w:proofErr w:type="spellEnd"/>
+      <w:r>
+        <w:t xml:space="preserve"> the screener against benchmarks such as XLE using historical data. Measure CAGR, drawdown, Sharpe ratio, volatility, and win rate.</w:t>
       </w:r>
     </w:p>
     <w:p>
@@ -386,10 +414,22 @@
       </w:r>
     </w:p>
     <w:p>
+      <w:r>
+        <w:rPr>
+          <w:b/>
+          <w:bCs/>
+          <w:color w:val="EE0000"/>
+        </w:rPr>
+        <w:t>DONE</w:t>
+      </w:r>
+    </w:p>
+    <w:p/>
+    <w:p>
       <w:pPr>
         <w:pStyle w:val="Heading2"/>
       </w:pPr>
       <w:r>
+        <w:lastRenderedPageBreak/>
         <w:t>13. Remove Weaker Metrics</w:t>
       </w:r>
     </w:p>
@@ -403,7 +443,6 @@
         <w:pStyle w:val="Heading2"/>
       </w:pPr>
       <w:r>
-        <w:lastRenderedPageBreak/>
         <w:t>14. Build Factor Clusters</w:t>
       </w:r>
     </w:p>
@@ -446,8 +485,13 @@
         <w:pStyle w:val="ListBullet"/>
       </w:pPr>
       <w:r>
-        <w:t>2. Backtesting</w:t>
+        <w:t xml:space="preserve">2. </w:t>
       </w:r>
+      <w:proofErr w:type="spellStart"/>
+      <w:r>
+        <w:t>Backtesting</w:t>
+      </w:r>
+      <w:proofErr w:type="spellEnd"/>
     </w:p>
     <w:p>
       <w:pPr>
@@ -1083,7 +1127,7 @@
   <w:style w:type="paragraph" w:default="1" w:styleId="Normal">
     <w:name w:val="Normal"/>
     <w:qFormat/>
-    <w:rsid w:val="00497F8C"/>
+    <w:rsid w:val="001206DA"/>
   </w:style>
   <w:style w:type="paragraph" w:styleId="Heading1">
     <w:name w:val="heading 1"/>

--- a/energy_screener_upgrade_suggestions.docx
+++ b/energy_screener_upgrade_suggestions.docx
@@ -360,6 +360,7 @@
         <w:t>Estimate expected forward returns instead of only generating BUY/SELL ratings using valuation, shareholder yield, ROIC, and growth factors.</w:t>
       </w:r>
     </w:p>
+    <w:p/>
     <w:p>
       <w:r>
         <w:rPr>
@@ -690,7 +691,7 @@
   <w:abstractNum w:abstractNumId="8" w15:restartNumberingAfterBreak="0">
     <w:nsid w:val="FFFFFF89"/>
     <w:multiLevelType w:val="singleLevel"/>
-    <w:tmpl w:val="29761A62"/>
+    <w:tmpl w:val="E9D2D19C"/>
     <w:lvl w:ilvl="0">
       <w:start w:val="1"/>
       <w:numFmt w:val="bullet"/>

--- a/energy_screener_upgrade_suggestions.docx
+++ b/energy_screener_upgrade_suggestions.docx
@@ -72,25 +72,7 @@
           <w:bCs/>
           <w:color w:val="EE0000"/>
         </w:rPr>
-        <w:t>Ev-</w:t>
-      </w:r>
-      <w:proofErr w:type="spellStart"/>
-      <w:r>
-        <w:rPr>
-          <w:b/>
-          <w:bCs/>
-          <w:color w:val="EE0000"/>
-        </w:rPr>
-        <w:t>ebitda</w:t>
-      </w:r>
-      <w:proofErr w:type="spellEnd"/>
-      <w:r>
-        <w:rPr>
-          <w:b/>
-          <w:bCs/>
-          <w:color w:val="EE0000"/>
-        </w:rPr>
-        <w:t xml:space="preserve"> DONE</w:t>
+        <w:t>Ev-ebitda DONE</w:t>
       </w:r>
     </w:p>
     <w:p>
@@ -292,22 +274,12 @@
         <w:pStyle w:val="Heading2"/>
       </w:pPr>
       <w:r>
-        <w:t xml:space="preserve">7. Add </w:t>
+        <w:t>7. Add Backtesting</w:t>
       </w:r>
-      <w:proofErr w:type="spellStart"/>
-      <w:r>
-        <w:t>Backtesting</w:t>
-      </w:r>
-      <w:proofErr w:type="spellEnd"/>
     </w:p>
     <w:p>
-      <w:proofErr w:type="spellStart"/>
       <w:r>
-        <w:t>Backtest</w:t>
-      </w:r>
-      <w:proofErr w:type="spellEnd"/>
-      <w:r>
-        <w:t xml:space="preserve"> the screener against benchmarks such as XLE using historical data. Measure CAGR, drawdown, Sharpe ratio, volatility, and win rate.</w:t>
+        <w:t>Backtest the screener against benchmarks such as XLE using historical data. Measure CAGR, drawdown, Sharpe ratio, volatility, and win rate.</w:t>
       </w:r>
     </w:p>
     <w:p>
@@ -339,12 +311,7 @@
         <w:pStyle w:val="Heading2"/>
       </w:pPr>
       <w:r>
-        <w:t>9. Add Commodity Sensitivity Analysis</w:t>
-      </w:r>
-    </w:p>
-    <w:p>
-      <w:r>
-        <w:t>Estimate survivability and sensitivity to oil-price declines using margin stability, debt, and historical FCF during weak commodity periods.</w:t>
+        <w:t xml:space="preserve">9. </w:t>
       </w:r>
     </w:p>
     <w:p>
@@ -354,13 +321,33 @@
       <w:r>
         <w:t>10. Add Expected Return Modeling</w:t>
       </w:r>
+      <w:r>
+        <w:t xml:space="preserve"> </w:t>
+      </w:r>
+      <w:r>
+        <w:t>Add Commodity Sensitivity Analysis</w:t>
+      </w:r>
+    </w:p>
+    <w:p>
+      <w:r>
+        <w:t>Estimate survivability and sensitivity to oil-price declines using margin stability, debt, and historical FCF during weak commodity periods.</w:t>
+      </w:r>
+    </w:p>
+    <w:p>
+      <w:r>
+        <w:rPr>
+          <w:b/>
+          <w:bCs/>
+          <w:color w:val="EE0000"/>
+        </w:rPr>
+        <w:t>DONE</w:t>
+      </w:r>
     </w:p>
     <w:p>
       <w:r>
         <w:t>Estimate expected forward returns instead of only generating BUY/SELL ratings using valuation, shareholder yield, ROIC, and growth factors.</w:t>
       </w:r>
     </w:p>
-    <w:p/>
     <w:p>
       <w:r>
         <w:rPr>
@@ -441,6 +428,23 @@
     </w:p>
     <w:p>
       <w:pPr>
+        <w:rPr>
+          <w:b/>
+          <w:bCs/>
+          <w:color w:val="EE0000"/>
+        </w:rPr>
+      </w:pPr>
+      <w:r>
+        <w:rPr>
+          <w:b/>
+          <w:bCs/>
+          <w:color w:val="EE0000"/>
+        </w:rPr>
+        <w:t>DONE</w:t>
+      </w:r>
+    </w:p>
+    <w:p>
+      <w:pPr>
         <w:pStyle w:val="Heading2"/>
       </w:pPr>
       <w:r>
@@ -486,13 +490,8 @@
         <w:pStyle w:val="ListBullet"/>
       </w:pPr>
       <w:r>
-        <w:t xml:space="preserve">2. </w:t>
+        <w:t>2. Backtesting</w:t>
       </w:r>
-      <w:proofErr w:type="spellStart"/>
-      <w:r>
-        <w:t>Backtesting</w:t>
-      </w:r>
-      <w:proofErr w:type="spellEnd"/>
     </w:p>
     <w:p>
       <w:pPr>
@@ -1128,7 +1127,7 @@
   <w:style w:type="paragraph" w:default="1" w:styleId="Normal">
     <w:name w:val="Normal"/>
     <w:qFormat/>
-    <w:rsid w:val="001206DA"/>
+    <w:rsid w:val="0038203A"/>
   </w:style>
   <w:style w:type="paragraph" w:styleId="Heading1">
     <w:name w:val="heading 1"/>

--- a/energy_screener_upgrade_suggestions.docx
+++ b/energy_screener_upgrade_suggestions.docx
@@ -72,7 +72,25 @@
           <w:bCs/>
           <w:color w:val="EE0000"/>
         </w:rPr>
-        <w:t>Ev-ebitda DONE</w:t>
+        <w:t>Ev-</w:t>
+      </w:r>
+      <w:proofErr w:type="spellStart"/>
+      <w:r>
+        <w:rPr>
+          <w:b/>
+          <w:bCs/>
+          <w:color w:val="EE0000"/>
+        </w:rPr>
+        <w:t>ebitda</w:t>
+      </w:r>
+      <w:proofErr w:type="spellEnd"/>
+      <w:r>
+        <w:rPr>
+          <w:b/>
+          <w:bCs/>
+          <w:color w:val="EE0000"/>
+        </w:rPr>
+        <w:t xml:space="preserve"> DONE</w:t>
       </w:r>
     </w:p>
     <w:p>
@@ -268,18 +286,27 @@
         <w:t>DONE</w:t>
       </w:r>
     </w:p>
-    <w:p/>
     <w:p>
       <w:pPr>
         <w:pStyle w:val="Heading2"/>
       </w:pPr>
       <w:r>
-        <w:t>7. Add Backtesting</w:t>
+        <w:t xml:space="preserve">7. Add </w:t>
       </w:r>
+      <w:proofErr w:type="spellStart"/>
+      <w:r>
+        <w:t>Backtesting</w:t>
+      </w:r>
+      <w:proofErr w:type="spellEnd"/>
     </w:p>
     <w:p>
+      <w:proofErr w:type="spellStart"/>
       <w:r>
-        <w:t>Backtest the screener against benchmarks such as XLE using historical data. Measure CAGR, drawdown, Sharpe ratio, volatility, and win rate.</w:t>
+        <w:t>Backtest</w:t>
+      </w:r>
+      <w:proofErr w:type="spellEnd"/>
+      <w:r>
+        <w:t xml:space="preserve"> the screener against benchmarks such as XLE using historical data. Measure CAGR, drawdown, Sharpe ratio, volatility, and win rate.</w:t>
       </w:r>
     </w:p>
     <w:p>
@@ -305,27 +332,12 @@
         <w:t>DONE</w:t>
       </w:r>
     </w:p>
-    <w:p/>
     <w:p>
       <w:pPr>
         <w:pStyle w:val="Heading2"/>
       </w:pPr>
       <w:r>
-        <w:t xml:space="preserve">9. </w:t>
-      </w:r>
-    </w:p>
-    <w:p>
-      <w:pPr>
-        <w:pStyle w:val="Heading2"/>
-      </w:pPr>
-      <w:r>
-        <w:t>10. Add Expected Return Modeling</w:t>
-      </w:r>
-      <w:r>
-        <w:t xml:space="preserve"> </w:t>
-      </w:r>
-      <w:r>
-        <w:t>Add Commodity Sensitivity Analysis</w:t>
+        <w:t>9. Add Commodity Sensitivity Analysis</w:t>
       </w:r>
     </w:p>
     <w:p>
@@ -341,6 +353,14 @@
           <w:color w:val="EE0000"/>
         </w:rPr>
         <w:t>DONE</w:t>
+      </w:r>
+    </w:p>
+    <w:p>
+      <w:pPr>
+        <w:pStyle w:val="Heading2"/>
+      </w:pPr>
+      <w:r>
+        <w:t>10. Add Expected Return Modeling</w:t>
       </w:r>
     </w:p>
     <w:p>
@@ -411,13 +431,11 @@
         <w:t>DONE</w:t>
       </w:r>
     </w:p>
-    <w:p/>
     <w:p>
       <w:pPr>
         <w:pStyle w:val="Heading2"/>
       </w:pPr>
       <w:r>
-        <w:lastRenderedPageBreak/>
         <w:t>13. Remove Weaker Metrics</w:t>
       </w:r>
     </w:p>
@@ -448,12 +466,38 @@
         <w:pStyle w:val="Heading2"/>
       </w:pPr>
       <w:r>
+        <w:lastRenderedPageBreak/>
         <w:t>14. Build Factor Clusters</w:t>
       </w:r>
     </w:p>
     <w:p>
       <w:r>
-        <w:t>Organize metrics into clusters such as Quality, Shareholder Yield, and Valuation to improve architecture and reduce overlap.</w:t>
+        <w:t>Organize metrics into clusters such as Quality, Shareholder Yield, and Valuation to improve architecture and reduce overlap</w:t>
+      </w:r>
+    </w:p>
+    <w:p>
+      <w:pPr>
+        <w:rPr>
+          <w:b/>
+          <w:bCs/>
+          <w:color w:val="EE0000"/>
+        </w:rPr>
+      </w:pPr>
+      <w:r>
+        <w:rPr>
+          <w:b/>
+          <w:bCs/>
+          <w:color w:val="EE0000"/>
+        </w:rPr>
+        <w:t>DONE</w:t>
+      </w:r>
+      <w:r>
+        <w:rPr>
+          <w:b/>
+          <w:bCs/>
+          <w:color w:val="EE0000"/>
+        </w:rPr>
+        <w:t>- changed weighting</w:t>
       </w:r>
     </w:p>
     <w:p>
@@ -490,8 +534,13 @@
         <w:pStyle w:val="ListBullet"/>
       </w:pPr>
       <w:r>
-        <w:t>2. Backtesting</w:t>
+        <w:t xml:space="preserve">2. </w:t>
       </w:r>
+      <w:proofErr w:type="spellStart"/>
+      <w:r>
+        <w:t>Backtesting</w:t>
+      </w:r>
+      <w:proofErr w:type="spellEnd"/>
     </w:p>
     <w:p>
       <w:pPr>
@@ -1127,7 +1176,7 @@
   <w:style w:type="paragraph" w:default="1" w:styleId="Normal">
     <w:name w:val="Normal"/>
     <w:qFormat/>
-    <w:rsid w:val="0038203A"/>
+    <w:rsid w:val="008C5559"/>
   </w:style>
   <w:style w:type="paragraph" w:styleId="Heading1">
     <w:name w:val="heading 1"/>

--- a/energy_screener_upgrade_suggestions.docx
+++ b/energy_screener_upgrade_suggestions.docx
@@ -573,6 +573,1440 @@
       <w:r>
         <w:t>6. Shareholder yield factor</w:t>
       </w:r>
+    </w:p>
+    <w:p>
+      <w:pPr>
+        <w:pStyle w:val="ListBullet"/>
+        <w:numPr>
+          <w:ilvl w:val="0"/>
+          <w:numId w:val="0"/>
+        </w:numPr>
+        <w:ind w:left="360" w:hanging="360"/>
+      </w:pPr>
+    </w:p>
+    <w:p>
+      <w:pPr>
+        <w:pStyle w:val="ListBullet"/>
+      </w:pPr>
+      <w:r>
+        <w:t xml:space="preserve">The biggest improvements now come from </w:t>
+      </w:r>
+      <w:r>
+        <w:rPr>
+          <w:b/>
+          <w:bCs/>
+        </w:rPr>
+        <w:t>making the existing factors smarter</w:t>
+      </w:r>
+      <w:r>
+        <w:t>, not adding more factors</w:t>
+      </w:r>
+    </w:p>
+    <w:p>
+      <w:pPr>
+        <w:pStyle w:val="ListParagraph"/>
+      </w:pPr>
+    </w:p>
+    <w:p>
+      <w:pPr>
+        <w:pStyle w:val="ListBullet"/>
+        <w:numPr>
+          <w:ilvl w:val="0"/>
+          <w:numId w:val="0"/>
+        </w:numPr>
+        <w:ind w:left="360"/>
+      </w:pPr>
+      <w:r>
+        <w:t>.</w:t>
+      </w:r>
+    </w:p>
+    <w:p>
+      <w:pPr>
+        <w:pStyle w:val="ListBullet"/>
+        <w:numPr>
+          <w:ilvl w:val="0"/>
+          <w:numId w:val="0"/>
+        </w:numPr>
+        <w:rPr>
+          <w:b/>
+          <w:bCs/>
+        </w:rPr>
+      </w:pPr>
+      <w:r>
+        <w:rPr>
+          <w:b/>
+          <w:bCs/>
+        </w:rPr>
+        <w:t>High-impact additions</w:t>
+      </w:r>
+    </w:p>
+    <w:p>
+      <w:pPr>
+        <w:pStyle w:val="ListBullet"/>
+        <w:numPr>
+          <w:ilvl w:val="0"/>
+          <w:numId w:val="0"/>
+        </w:numPr>
+        <w:rPr>
+          <w:b/>
+          <w:bCs/>
+        </w:rPr>
+      </w:pPr>
+    </w:p>
+    <w:p>
+      <w:pPr>
+        <w:pStyle w:val="ListBullet"/>
+        <w:numPr>
+          <w:ilvl w:val="0"/>
+          <w:numId w:val="0"/>
+        </w:numPr>
+        <w:ind w:left="360" w:hanging="360"/>
+        <w:rPr>
+          <w:b/>
+          <w:bCs/>
+        </w:rPr>
+      </w:pPr>
+      <w:r>
+        <w:rPr>
+          <w:b/>
+          <w:bCs/>
+        </w:rPr>
+        <w:t>1. Capital Allocation Score</w:t>
+      </w:r>
+    </w:p>
+    <w:p>
+      <w:pPr>
+        <w:pStyle w:val="ListBullet"/>
+        <w:numPr>
+          <w:ilvl w:val="0"/>
+          <w:numId w:val="0"/>
+        </w:numPr>
+      </w:pPr>
+      <w:r>
+        <w:t>One thing your screener doesn't fully capture is management quality.</w:t>
+      </w:r>
+    </w:p>
+    <w:p>
+      <w:pPr>
+        <w:pStyle w:val="ListBullet"/>
+        <w:numPr>
+          <w:ilvl w:val="0"/>
+          <w:numId w:val="0"/>
+        </w:numPr>
+      </w:pPr>
+      <w:r>
+        <w:t>Combine:</w:t>
+      </w:r>
+    </w:p>
+    <w:p>
+      <w:pPr>
+        <w:pStyle w:val="ListBullet"/>
+        <w:numPr>
+          <w:ilvl w:val="0"/>
+          <w:numId w:val="0"/>
+        </w:numPr>
+      </w:pPr>
+      <w:r>
+        <w:t>Buybacks</w:t>
+      </w:r>
+    </w:p>
+    <w:p>
+      <w:pPr>
+        <w:pStyle w:val="ListBullet"/>
+        <w:numPr>
+          <w:ilvl w:val="0"/>
+          <w:numId w:val="0"/>
+        </w:numPr>
+      </w:pPr>
+      <w:r>
+        <w:t>Dividend growth</w:t>
+      </w:r>
+    </w:p>
+    <w:p>
+      <w:pPr>
+        <w:pStyle w:val="ListBullet"/>
+        <w:numPr>
+          <w:ilvl w:val="0"/>
+          <w:numId w:val="0"/>
+        </w:numPr>
+      </w:pPr>
+      <w:r>
+        <w:t>Debt reduction</w:t>
+      </w:r>
+    </w:p>
+    <w:p>
+      <w:pPr>
+        <w:pStyle w:val="ListBullet"/>
+        <w:numPr>
+          <w:ilvl w:val="0"/>
+          <w:numId w:val="0"/>
+        </w:numPr>
+      </w:pPr>
+      <w:r>
+        <w:t>ROIC trend</w:t>
+      </w:r>
+    </w:p>
+    <w:p>
+      <w:pPr>
+        <w:pStyle w:val="ListBullet"/>
+        <w:numPr>
+          <w:ilvl w:val="0"/>
+          <w:numId w:val="0"/>
+        </w:numPr>
+      </w:pPr>
+      <w:r>
+        <w:t>Example:</w:t>
+      </w:r>
+    </w:p>
+    <w:p>
+      <w:pPr>
+        <w:pStyle w:val="ListBullet"/>
+        <w:numPr>
+          <w:ilvl w:val="0"/>
+          <w:numId w:val="0"/>
+        </w:numPr>
+      </w:pPr>
+      <w:proofErr w:type="spellStart"/>
+      <w:r>
+        <w:t>capital_allocation_score</w:t>
+      </w:r>
+      <w:proofErr w:type="spellEnd"/>
+      <w:r>
+        <w:t xml:space="preserve"> = 0</w:t>
+      </w:r>
+    </w:p>
+    <w:p>
+      <w:pPr>
+        <w:pStyle w:val="ListBullet"/>
+        <w:numPr>
+          <w:ilvl w:val="0"/>
+          <w:numId w:val="0"/>
+        </w:numPr>
+      </w:pPr>
+    </w:p>
+    <w:p>
+      <w:pPr>
+        <w:pStyle w:val="ListBullet"/>
+        <w:numPr>
+          <w:ilvl w:val="0"/>
+          <w:numId w:val="0"/>
+        </w:numPr>
+      </w:pPr>
+      <w:r>
+        <w:t xml:space="preserve">if </w:t>
+      </w:r>
+      <w:proofErr w:type="spellStart"/>
+      <w:r>
+        <w:t>share_count_trend</w:t>
+      </w:r>
+      <w:proofErr w:type="spellEnd"/>
+      <w:r>
+        <w:t xml:space="preserve"> &lt; 0:</w:t>
+      </w:r>
+    </w:p>
+    <w:p>
+      <w:pPr>
+        <w:pStyle w:val="ListBullet"/>
+        <w:numPr>
+          <w:ilvl w:val="0"/>
+          <w:numId w:val="0"/>
+        </w:numPr>
+      </w:pPr>
+      <w:r>
+        <w:t xml:space="preserve">    </w:t>
+      </w:r>
+      <w:proofErr w:type="spellStart"/>
+      <w:r>
+        <w:t>capital_allocation_score</w:t>
+      </w:r>
+      <w:proofErr w:type="spellEnd"/>
+      <w:r>
+        <w:t xml:space="preserve"> += 1</w:t>
+      </w:r>
+    </w:p>
+    <w:p>
+      <w:pPr>
+        <w:pStyle w:val="ListBullet"/>
+        <w:numPr>
+          <w:ilvl w:val="0"/>
+          <w:numId w:val="0"/>
+        </w:numPr>
+      </w:pPr>
+    </w:p>
+    <w:p>
+      <w:pPr>
+        <w:pStyle w:val="ListBullet"/>
+        <w:numPr>
+          <w:ilvl w:val="0"/>
+          <w:numId w:val="0"/>
+        </w:numPr>
+      </w:pPr>
+      <w:r>
+        <w:t xml:space="preserve">if </w:t>
+      </w:r>
+      <w:proofErr w:type="spellStart"/>
+      <w:r>
+        <w:t>net_debt_trend</w:t>
+      </w:r>
+      <w:proofErr w:type="spellEnd"/>
+      <w:r>
+        <w:t xml:space="preserve"> &lt; 0:</w:t>
+      </w:r>
+    </w:p>
+    <w:p>
+      <w:pPr>
+        <w:pStyle w:val="ListBullet"/>
+        <w:numPr>
+          <w:ilvl w:val="0"/>
+          <w:numId w:val="0"/>
+        </w:numPr>
+      </w:pPr>
+      <w:r>
+        <w:t xml:space="preserve">    </w:t>
+      </w:r>
+      <w:proofErr w:type="spellStart"/>
+      <w:r>
+        <w:t>capital_allocation_score</w:t>
+      </w:r>
+      <w:proofErr w:type="spellEnd"/>
+      <w:r>
+        <w:t xml:space="preserve"> += 1</w:t>
+      </w:r>
+    </w:p>
+    <w:p>
+      <w:pPr>
+        <w:pStyle w:val="ListBullet"/>
+        <w:numPr>
+          <w:ilvl w:val="0"/>
+          <w:numId w:val="0"/>
+        </w:numPr>
+      </w:pPr>
+    </w:p>
+    <w:p>
+      <w:pPr>
+        <w:pStyle w:val="ListBullet"/>
+        <w:numPr>
+          <w:ilvl w:val="0"/>
+          <w:numId w:val="0"/>
+        </w:numPr>
+      </w:pPr>
+      <w:r>
+        <w:t xml:space="preserve">if </w:t>
+      </w:r>
+      <w:proofErr w:type="spellStart"/>
+      <w:r>
+        <w:t>roic_trend</w:t>
+      </w:r>
+      <w:proofErr w:type="spellEnd"/>
+      <w:r>
+        <w:t xml:space="preserve"> &gt; 0:</w:t>
+      </w:r>
+    </w:p>
+    <w:p>
+      <w:pPr>
+        <w:pStyle w:val="ListBullet"/>
+        <w:numPr>
+          <w:ilvl w:val="0"/>
+          <w:numId w:val="0"/>
+        </w:numPr>
+      </w:pPr>
+      <w:proofErr w:type="spellStart"/>
+      <w:r>
+        <w:t>capital_allocation_score</w:t>
+      </w:r>
+      <w:proofErr w:type="spellEnd"/>
+      <w:r>
+        <w:t xml:space="preserve"> += 1</w:t>
+      </w:r>
+    </w:p>
+    <w:p>
+      <w:pPr>
+        <w:pStyle w:val="ListBullet"/>
+        <w:numPr>
+          <w:ilvl w:val="0"/>
+          <w:numId w:val="0"/>
+        </w:numPr>
+      </w:pPr>
+      <w:r>
+        <w:lastRenderedPageBreak/>
+        <w:t>For energy companies this is surprisingly important.</w:t>
+      </w:r>
+    </w:p>
+    <w:p>
+      <w:pPr>
+        <w:pStyle w:val="ListBullet"/>
+        <w:numPr>
+          <w:ilvl w:val="0"/>
+          <w:numId w:val="0"/>
+        </w:numPr>
+        <w:ind w:left="360"/>
+      </w:pPr>
+    </w:p>
+    <w:p>
+      <w:pPr>
+        <w:pStyle w:val="ListBullet"/>
+        <w:numPr>
+          <w:ilvl w:val="0"/>
+          <w:numId w:val="0"/>
+        </w:numPr>
+        <w:rPr>
+          <w:b/>
+          <w:bCs/>
+        </w:rPr>
+      </w:pPr>
+      <w:r>
+        <w:rPr>
+          <w:b/>
+          <w:bCs/>
+        </w:rPr>
+        <w:t>2. ROIC Persistence</w:t>
+      </w:r>
+    </w:p>
+    <w:p>
+      <w:pPr>
+        <w:pStyle w:val="ListBullet"/>
+        <w:numPr>
+          <w:ilvl w:val="0"/>
+          <w:numId w:val="0"/>
+        </w:numPr>
+      </w:pPr>
+      <w:r>
+        <w:t>Currently you look at ROIC levels.</w:t>
+      </w:r>
+    </w:p>
+    <w:p>
+      <w:pPr>
+        <w:pStyle w:val="ListBullet"/>
+        <w:numPr>
+          <w:ilvl w:val="0"/>
+          <w:numId w:val="0"/>
+        </w:numPr>
+      </w:pPr>
+      <w:r>
+        <w:t>Look at consistency:</w:t>
+      </w:r>
+    </w:p>
+    <w:p>
+      <w:pPr>
+        <w:pStyle w:val="ListBullet"/>
+        <w:numPr>
+          <w:ilvl w:val="0"/>
+          <w:numId w:val="0"/>
+        </w:numPr>
+      </w:pPr>
+      <w:proofErr w:type="spellStart"/>
+      <w:r>
+        <w:t>avg_roic</w:t>
+      </w:r>
+      <w:proofErr w:type="spellEnd"/>
+      <w:r>
+        <w:t xml:space="preserve"> = </w:t>
+      </w:r>
+      <w:proofErr w:type="spellStart"/>
+      <w:proofErr w:type="gramStart"/>
+      <w:r>
+        <w:t>np.mean</w:t>
+      </w:r>
+      <w:proofErr w:type="spellEnd"/>
+      <w:proofErr w:type="gramEnd"/>
+      <w:r>
+        <w:t>(roic_5yrs)</w:t>
+      </w:r>
+    </w:p>
+    <w:p>
+      <w:pPr>
+        <w:pStyle w:val="ListBullet"/>
+        <w:numPr>
+          <w:ilvl w:val="0"/>
+          <w:numId w:val="0"/>
+        </w:numPr>
+      </w:pPr>
+      <w:proofErr w:type="spellStart"/>
+      <w:r>
+        <w:t>std_roic</w:t>
+      </w:r>
+      <w:proofErr w:type="spellEnd"/>
+      <w:r>
+        <w:t xml:space="preserve"> = </w:t>
+      </w:r>
+      <w:proofErr w:type="spellStart"/>
+      <w:r>
+        <w:t>np.std</w:t>
+      </w:r>
+      <w:proofErr w:type="spellEnd"/>
+      <w:r>
+        <w:t>(roic_5yrs)</w:t>
+      </w:r>
+    </w:p>
+    <w:p>
+      <w:pPr>
+        <w:pStyle w:val="ListBullet"/>
+        <w:numPr>
+          <w:ilvl w:val="0"/>
+          <w:numId w:val="0"/>
+        </w:numPr>
+      </w:pPr>
+      <w:proofErr w:type="spellStart"/>
+      <w:r>
+        <w:t>roic_consistency</w:t>
+      </w:r>
+      <w:proofErr w:type="spellEnd"/>
+      <w:r>
+        <w:t xml:space="preserve"> = </w:t>
+      </w:r>
+      <w:proofErr w:type="spellStart"/>
+      <w:r>
+        <w:t>avg_roic</w:t>
+      </w:r>
+      <w:proofErr w:type="spellEnd"/>
+      <w:r>
+        <w:t xml:space="preserve"> / </w:t>
+      </w:r>
+      <w:proofErr w:type="spellStart"/>
+      <w:r>
+        <w:t>std_roic</w:t>
+      </w:r>
+      <w:proofErr w:type="spellEnd"/>
+    </w:p>
+    <w:p>
+      <w:pPr>
+        <w:pStyle w:val="ListBullet"/>
+        <w:numPr>
+          <w:ilvl w:val="0"/>
+          <w:numId w:val="0"/>
+        </w:numPr>
+        <w:rPr>
+          <w:color w:val="EE0000"/>
+        </w:rPr>
+      </w:pPr>
+      <w:proofErr w:type="gramStart"/>
+      <w:r>
+        <w:rPr>
+          <w:color w:val="EE0000"/>
+        </w:rPr>
+        <w:t>this</w:t>
+      </w:r>
+      <w:proofErr w:type="gramEnd"/>
+      <w:r>
+        <w:rPr>
+          <w:color w:val="EE0000"/>
+        </w:rPr>
+        <w:t xml:space="preserve"> is not the coefficient of variation, not sure </w:t>
+      </w:r>
+      <w:proofErr w:type="gramStart"/>
+      <w:r>
+        <w:rPr>
+          <w:color w:val="EE0000"/>
+        </w:rPr>
+        <w:t>what it’s</w:t>
+      </w:r>
+      <w:proofErr w:type="gramEnd"/>
+      <w:r>
+        <w:rPr>
+          <w:color w:val="EE0000"/>
+        </w:rPr>
+        <w:t xml:space="preserve"> the inverse</w:t>
+      </w:r>
+    </w:p>
+    <w:p>
+      <w:pPr>
+        <w:pStyle w:val="ListBullet"/>
+        <w:numPr>
+          <w:ilvl w:val="0"/>
+          <w:numId w:val="0"/>
+        </w:numPr>
+        <w:ind w:left="360"/>
+      </w:pPr>
+    </w:p>
+    <w:p>
+      <w:pPr>
+        <w:pStyle w:val="ListBullet"/>
+        <w:numPr>
+          <w:ilvl w:val="0"/>
+          <w:numId w:val="0"/>
+        </w:numPr>
+      </w:pPr>
+      <w:r>
+        <w:t>A company generating 15% ROIC every year is usually superior to one generating:</w:t>
+      </w:r>
+    </w:p>
+    <w:p>
+      <w:pPr>
+        <w:pStyle w:val="ListBullet"/>
+        <w:numPr>
+          <w:ilvl w:val="0"/>
+          <w:numId w:val="0"/>
+        </w:numPr>
+      </w:pPr>
+      <w:r>
+        <w:t>30%</w:t>
+      </w:r>
+    </w:p>
+    <w:p>
+      <w:pPr>
+        <w:pStyle w:val="ListBullet"/>
+        <w:numPr>
+          <w:ilvl w:val="0"/>
+          <w:numId w:val="0"/>
+        </w:numPr>
+      </w:pPr>
+      <w:r>
+        <w:t>5%</w:t>
+      </w:r>
+    </w:p>
+    <w:p>
+      <w:pPr>
+        <w:pStyle w:val="ListBullet"/>
+        <w:numPr>
+          <w:ilvl w:val="0"/>
+          <w:numId w:val="0"/>
+        </w:numPr>
+      </w:pPr>
+      <w:r>
+        <w:t>22%</w:t>
+      </w:r>
+    </w:p>
+    <w:p>
+      <w:pPr>
+        <w:pStyle w:val="ListBullet"/>
+        <w:numPr>
+          <w:ilvl w:val="0"/>
+          <w:numId w:val="0"/>
+        </w:numPr>
+      </w:pPr>
+      <w:r>
+        <w:t>8%</w:t>
+      </w:r>
+    </w:p>
+    <w:p>
+      <w:pPr>
+        <w:pStyle w:val="ListBullet"/>
+        <w:numPr>
+          <w:ilvl w:val="0"/>
+          <w:numId w:val="0"/>
+        </w:numPr>
+      </w:pPr>
+      <w:r>
+        <w:t>18%</w:t>
+      </w:r>
+    </w:p>
+    <w:p>
+      <w:pPr>
+        <w:pStyle w:val="ListBullet"/>
+        <w:numPr>
+          <w:ilvl w:val="0"/>
+          <w:numId w:val="0"/>
+        </w:numPr>
+      </w:pPr>
+      <w:r>
+        <w:t>even though the averages are similar.</w:t>
+      </w:r>
+    </w:p>
+    <w:p>
+      <w:pPr>
+        <w:pStyle w:val="ListBullet"/>
+        <w:numPr>
+          <w:ilvl w:val="0"/>
+          <w:numId w:val="0"/>
+        </w:numPr>
+        <w:ind w:left="360"/>
+      </w:pPr>
+    </w:p>
+    <w:p>
+      <w:pPr>
+        <w:pStyle w:val="ListBullet"/>
+        <w:numPr>
+          <w:ilvl w:val="0"/>
+          <w:numId w:val="0"/>
+        </w:numPr>
+      </w:pPr>
+    </w:p>
+    <w:p>
+      <w:pPr>
+        <w:pStyle w:val="ListBullet"/>
+        <w:numPr>
+          <w:ilvl w:val="0"/>
+          <w:numId w:val="0"/>
+        </w:numPr>
+        <w:rPr>
+          <w:b/>
+          <w:bCs/>
+        </w:rPr>
+      </w:pPr>
+      <w:r>
+        <w:rPr>
+          <w:b/>
+          <w:bCs/>
+        </w:rPr>
+        <w:t>3. Margin Stability</w:t>
+      </w:r>
+    </w:p>
+    <w:p>
+      <w:pPr>
+        <w:pStyle w:val="ListBullet"/>
+        <w:numPr>
+          <w:ilvl w:val="0"/>
+          <w:numId w:val="0"/>
+        </w:numPr>
+      </w:pPr>
+      <w:r>
+        <w:t>You score operating margins.</w:t>
+      </w:r>
+    </w:p>
+    <w:p>
+      <w:pPr>
+        <w:pStyle w:val="ListBullet"/>
+        <w:numPr>
+          <w:ilvl w:val="0"/>
+          <w:numId w:val="0"/>
+        </w:numPr>
+        <w:ind w:left="-360" w:firstLine="360"/>
+      </w:pPr>
+      <w:r>
+        <w:t>Score volatility too:</w:t>
+      </w:r>
+    </w:p>
+    <w:p>
+      <w:pPr>
+        <w:pStyle w:val="ListBullet"/>
+        <w:numPr>
+          <w:ilvl w:val="0"/>
+          <w:numId w:val="0"/>
+        </w:numPr>
+      </w:pPr>
+      <w:r>
+        <w:t>margin stability</w:t>
+      </w:r>
+      <w:r>
+        <w:t xml:space="preserve"> =</w:t>
+      </w:r>
+      <w:r>
+        <w:t xml:space="preserve"> </w:t>
+      </w:r>
+      <w:proofErr w:type="spellStart"/>
+      <w:r>
+        <w:t>np.std</w:t>
+      </w:r>
+      <w:proofErr w:type="spellEnd"/>
+      <w:r>
+        <w:t>(</w:t>
+      </w:r>
+      <w:proofErr w:type="spellStart"/>
+      <w:r>
+        <w:t>op_margin_history</w:t>
+      </w:r>
+      <w:proofErr w:type="spellEnd"/>
+      <w:r>
+        <w:t>)</w:t>
+      </w:r>
+    </w:p>
+    <w:p>
+      <w:pPr>
+        <w:pStyle w:val="ListBullet"/>
+        <w:numPr>
+          <w:ilvl w:val="0"/>
+          <w:numId w:val="0"/>
+        </w:numPr>
+      </w:pPr>
+      <w:r>
+        <w:t>Lower volatility:</w:t>
+      </w:r>
+    </w:p>
+    <w:p>
+      <w:pPr>
+        <w:pStyle w:val="ListBullet"/>
+        <w:numPr>
+          <w:ilvl w:val="0"/>
+          <w:numId w:val="0"/>
+        </w:numPr>
+      </w:pPr>
+      <w:r>
+        <w:t>XOM</w:t>
+      </w:r>
+    </w:p>
+    <w:p>
+      <w:pPr>
+        <w:pStyle w:val="ListBullet"/>
+        <w:numPr>
+          <w:ilvl w:val="0"/>
+          <w:numId w:val="0"/>
+        </w:numPr>
+      </w:pPr>
+      <w:r>
+        <w:t>CVX</w:t>
+      </w:r>
+    </w:p>
+    <w:p>
+      <w:pPr>
+        <w:pStyle w:val="ListBullet"/>
+        <w:numPr>
+          <w:ilvl w:val="0"/>
+          <w:numId w:val="0"/>
+        </w:numPr>
+      </w:pPr>
+      <w:r>
+        <w:t>TTE</w:t>
+      </w:r>
+    </w:p>
+    <w:p>
+      <w:pPr>
+        <w:pStyle w:val="ListBullet"/>
+        <w:numPr>
+          <w:ilvl w:val="0"/>
+          <w:numId w:val="0"/>
+        </w:numPr>
+      </w:pPr>
+      <w:r>
+        <w:t>SHEL</w:t>
+      </w:r>
+    </w:p>
+    <w:p>
+      <w:pPr>
+        <w:pStyle w:val="ListBullet"/>
+        <w:numPr>
+          <w:ilvl w:val="0"/>
+          <w:numId w:val="0"/>
+        </w:numPr>
+      </w:pPr>
+      <w:r>
+        <w:t>usually deserves a premium.</w:t>
+      </w:r>
+    </w:p>
+    <w:p>
+      <w:pPr>
+        <w:pStyle w:val="ListBullet"/>
+        <w:numPr>
+          <w:ilvl w:val="0"/>
+          <w:numId w:val="0"/>
+        </w:numPr>
+      </w:pPr>
+      <w:r>
+        <w:rPr>
+          <w:color w:val="EE0000"/>
+        </w:rPr>
+        <w:t>May already be doing this</w:t>
+      </w:r>
+    </w:p>
+    <w:p>
+      <w:pPr>
+        <w:pStyle w:val="ListBullet"/>
+        <w:numPr>
+          <w:ilvl w:val="0"/>
+          <w:numId w:val="0"/>
+        </w:numPr>
+        <w:ind w:left="360"/>
+        <w:rPr>
+          <w:b/>
+          <w:bCs/>
+        </w:rPr>
+      </w:pPr>
+    </w:p>
+    <w:p>
+      <w:pPr>
+        <w:pStyle w:val="ListBullet"/>
+        <w:numPr>
+          <w:ilvl w:val="0"/>
+          <w:numId w:val="0"/>
+        </w:numPr>
+        <w:ind w:left="360"/>
+        <w:rPr>
+          <w:b/>
+          <w:bCs/>
+        </w:rPr>
+      </w:pPr>
+    </w:p>
+    <w:p>
+      <w:pPr>
+        <w:pStyle w:val="ListBullet"/>
+        <w:numPr>
+          <w:ilvl w:val="0"/>
+          <w:numId w:val="0"/>
+        </w:numPr>
+        <w:ind w:left="360" w:hanging="360"/>
+        <w:rPr>
+          <w:b/>
+          <w:bCs/>
+          <w:color w:val="EE0000"/>
+        </w:rPr>
+      </w:pPr>
+      <w:r>
+        <w:rPr>
+          <w:b/>
+          <w:bCs/>
+        </w:rPr>
+        <w:t xml:space="preserve">4. </w:t>
+      </w:r>
+      <w:r>
+        <w:rPr>
+          <w:b/>
+          <w:bCs/>
+          <w:color w:val="EE0000"/>
+        </w:rPr>
+        <w:t>Revenue Resilience Through Commodity Cycles</w:t>
+      </w:r>
+    </w:p>
+    <w:p>
+      <w:pPr>
+        <w:pStyle w:val="ListBullet"/>
+        <w:numPr>
+          <w:ilvl w:val="0"/>
+          <w:numId w:val="0"/>
+        </w:numPr>
+      </w:pPr>
+      <w:r>
+        <w:t>This is probably the single most useful energy-specific factor.</w:t>
+      </w:r>
+    </w:p>
+    <w:p>
+      <w:pPr>
+        <w:pStyle w:val="ListBullet"/>
+        <w:numPr>
+          <w:ilvl w:val="0"/>
+          <w:numId w:val="0"/>
+        </w:numPr>
+      </w:pPr>
+      <w:r>
+        <w:t>Measure:</w:t>
+      </w:r>
+    </w:p>
+    <w:p>
+      <w:pPr>
+        <w:pStyle w:val="ListBullet"/>
+        <w:numPr>
+          <w:ilvl w:val="0"/>
+          <w:numId w:val="0"/>
+        </w:numPr>
+      </w:pPr>
+      <w:proofErr w:type="spellStart"/>
+      <w:r>
+        <w:t>worst_revenue_decline</w:t>
+      </w:r>
+      <w:proofErr w:type="spellEnd"/>
+    </w:p>
+    <w:p>
+      <w:pPr>
+        <w:pStyle w:val="ListBullet"/>
+        <w:numPr>
+          <w:ilvl w:val="0"/>
+          <w:numId w:val="0"/>
+        </w:numPr>
+      </w:pPr>
+      <w:proofErr w:type="spellStart"/>
+      <w:r>
+        <w:t>worst_ebitda_decline</w:t>
+      </w:r>
+      <w:proofErr w:type="spellEnd"/>
+    </w:p>
+    <w:p>
+      <w:pPr>
+        <w:pStyle w:val="ListBullet"/>
+        <w:numPr>
+          <w:ilvl w:val="0"/>
+          <w:numId w:val="0"/>
+        </w:numPr>
+      </w:pPr>
+      <w:proofErr w:type="spellStart"/>
+      <w:r>
+        <w:t>worst_fcf_decline</w:t>
+      </w:r>
+      <w:proofErr w:type="spellEnd"/>
+    </w:p>
+    <w:p>
+      <w:pPr>
+        <w:pStyle w:val="ListBullet"/>
+        <w:numPr>
+          <w:ilvl w:val="0"/>
+          <w:numId w:val="0"/>
+        </w:numPr>
+      </w:pPr>
+      <w:r>
+        <w:t>over 10 years.</w:t>
+      </w:r>
+    </w:p>
+    <w:p>
+      <w:pPr>
+        <w:pStyle w:val="ListBullet"/>
+        <w:numPr>
+          <w:ilvl w:val="0"/>
+          <w:numId w:val="0"/>
+        </w:numPr>
+      </w:pPr>
+      <w:r>
+        <w:t>Example:</w:t>
+      </w:r>
+    </w:p>
+    <w:p>
+      <w:pPr>
+        <w:pStyle w:val="ListBullet"/>
+        <w:numPr>
+          <w:ilvl w:val="0"/>
+          <w:numId w:val="0"/>
+        </w:numPr>
+      </w:pPr>
+      <w:proofErr w:type="spellStart"/>
+      <w:r>
+        <w:t>max_drawdown_revenue</w:t>
+      </w:r>
+      <w:proofErr w:type="spellEnd"/>
+    </w:p>
+    <w:p>
+      <w:pPr>
+        <w:pStyle w:val="ListBullet"/>
+        <w:numPr>
+          <w:ilvl w:val="0"/>
+          <w:numId w:val="0"/>
+        </w:numPr>
+      </w:pPr>
+      <w:proofErr w:type="spellStart"/>
+      <w:r>
+        <w:t>max_drawdown_ebitda</w:t>
+      </w:r>
+      <w:proofErr w:type="spellEnd"/>
+    </w:p>
+    <w:p>
+      <w:pPr>
+        <w:pStyle w:val="ListBullet"/>
+        <w:numPr>
+          <w:ilvl w:val="0"/>
+          <w:numId w:val="0"/>
+        </w:numPr>
+      </w:pPr>
+      <w:r>
+        <w:t>Energy companies that survive downturns better deserve higher scores</w:t>
+      </w:r>
+    </w:p>
+    <w:p>
+      <w:pPr>
+        <w:pStyle w:val="ListBullet"/>
+        <w:numPr>
+          <w:ilvl w:val="0"/>
+          <w:numId w:val="0"/>
+        </w:numPr>
+        <w:ind w:left="360" w:hanging="360"/>
+        <w:rPr>
+          <w:b/>
+          <w:bCs/>
+        </w:rPr>
+      </w:pPr>
+      <w:r>
+        <w:rPr>
+          <w:b/>
+          <w:bCs/>
+        </w:rPr>
+        <w:lastRenderedPageBreak/>
+        <w:t>Medium-impact additions</w:t>
+      </w:r>
+    </w:p>
+    <w:p>
+      <w:pPr>
+        <w:pStyle w:val="ListBullet"/>
+        <w:numPr>
+          <w:ilvl w:val="0"/>
+          <w:numId w:val="0"/>
+        </w:numPr>
+        <w:ind w:left="360"/>
+      </w:pPr>
+    </w:p>
+    <w:p>
+      <w:pPr>
+        <w:pStyle w:val="ListBullet"/>
+        <w:numPr>
+          <w:ilvl w:val="0"/>
+          <w:numId w:val="0"/>
+        </w:numPr>
+        <w:ind w:left="360" w:hanging="360"/>
+        <w:rPr>
+          <w:b/>
+          <w:bCs/>
+        </w:rPr>
+      </w:pPr>
+      <w:r>
+        <w:rPr>
+          <w:b/>
+          <w:bCs/>
+        </w:rPr>
+        <w:t>6. FCF Margin</w:t>
+      </w:r>
+    </w:p>
+    <w:p>
+      <w:pPr>
+        <w:pStyle w:val="ListBullet"/>
+        <w:numPr>
+          <w:ilvl w:val="0"/>
+          <w:numId w:val="0"/>
+        </w:numPr>
+        <w:ind w:left="360" w:hanging="360"/>
+      </w:pPr>
+      <w:r>
+        <w:t xml:space="preserve">I </w:t>
+      </w:r>
+      <w:r>
+        <w:t>still think this is missing.</w:t>
+      </w:r>
+    </w:p>
+    <w:p>
+      <w:pPr>
+        <w:pStyle w:val="ListBullet"/>
+        <w:numPr>
+          <w:ilvl w:val="0"/>
+          <w:numId w:val="0"/>
+        </w:numPr>
+        <w:ind w:left="360" w:hanging="360"/>
+      </w:pPr>
+      <w:proofErr w:type="spellStart"/>
+      <w:r>
+        <w:t>fcf_margin</w:t>
+      </w:r>
+      <w:proofErr w:type="spellEnd"/>
+      <w:r>
+        <w:t xml:space="preserve"> = </w:t>
+      </w:r>
+      <w:proofErr w:type="spellStart"/>
+      <w:r>
+        <w:t>free_cash_flow</w:t>
+      </w:r>
+      <w:proofErr w:type="spellEnd"/>
+      <w:r>
+        <w:t xml:space="preserve"> / revenue</w:t>
+      </w:r>
+    </w:p>
+    <w:p>
+      <w:pPr>
+        <w:pStyle w:val="ListBullet"/>
+        <w:numPr>
+          <w:ilvl w:val="0"/>
+          <w:numId w:val="0"/>
+        </w:numPr>
+        <w:ind w:left="360"/>
+      </w:pPr>
+      <w:r>
+        <w:t>This is one of the cleanest indicators of business quality.</w:t>
+      </w:r>
+    </w:p>
+    <w:p>
+      <w:pPr>
+        <w:pStyle w:val="ListBullet"/>
+        <w:numPr>
+          <w:ilvl w:val="0"/>
+          <w:numId w:val="0"/>
+        </w:numPr>
+        <w:ind w:left="360"/>
+      </w:pPr>
+      <w:r>
+        <w:t>Especially useful for:</w:t>
+      </w:r>
+    </w:p>
+    <w:p>
+      <w:pPr>
+        <w:pStyle w:val="ListBullet"/>
+        <w:numPr>
+          <w:ilvl w:val="0"/>
+          <w:numId w:val="0"/>
+        </w:numPr>
+        <w:ind w:left="360"/>
+        <w:jc w:val="both"/>
+      </w:pPr>
+      <w:r>
+        <w:t>Integrated</w:t>
+      </w:r>
+    </w:p>
+    <w:p>
+      <w:pPr>
+        <w:pStyle w:val="ListBullet"/>
+        <w:numPr>
+          <w:ilvl w:val="0"/>
+          <w:numId w:val="0"/>
+        </w:numPr>
+        <w:ind w:left="360"/>
+        <w:jc w:val="both"/>
+      </w:pPr>
+      <w:r>
+        <w:t>Midstream</w:t>
+      </w:r>
+    </w:p>
+    <w:p>
+      <w:pPr>
+        <w:pStyle w:val="ListBullet"/>
+        <w:numPr>
+          <w:ilvl w:val="0"/>
+          <w:numId w:val="0"/>
+        </w:numPr>
+        <w:ind w:left="360"/>
+        <w:jc w:val="both"/>
+      </w:pPr>
+      <w:r>
+        <w:t>Oil services</w:t>
+      </w:r>
+    </w:p>
+    <w:p>
+      <w:pPr>
+        <w:pStyle w:val="ListBullet"/>
+        <w:numPr>
+          <w:ilvl w:val="0"/>
+          <w:numId w:val="0"/>
+        </w:numPr>
+        <w:ind w:left="360"/>
+      </w:pPr>
+    </w:p>
+    <w:p>
+      <w:pPr>
+        <w:pStyle w:val="ListBullet"/>
+        <w:numPr>
+          <w:ilvl w:val="0"/>
+          <w:numId w:val="0"/>
+        </w:numPr>
+        <w:rPr>
+          <w:b/>
+          <w:bCs/>
+        </w:rPr>
+      </w:pPr>
+      <w:r>
+        <w:rPr>
+          <w:b/>
+          <w:bCs/>
+        </w:rPr>
+        <w:t>7. Earnings Quality</w:t>
+      </w:r>
+    </w:p>
+    <w:p>
+      <w:pPr>
+        <w:pStyle w:val="ListBullet"/>
+        <w:numPr>
+          <w:ilvl w:val="0"/>
+          <w:numId w:val="0"/>
+        </w:numPr>
+      </w:pPr>
+      <w:r>
+        <w:t>Compare:</w:t>
+      </w:r>
+    </w:p>
+    <w:p>
+      <w:pPr>
+        <w:pStyle w:val="ListBullet"/>
+        <w:numPr>
+          <w:ilvl w:val="0"/>
+          <w:numId w:val="0"/>
+        </w:numPr>
+      </w:pPr>
+      <w:r>
+        <w:t>FCF growt</w:t>
+      </w:r>
+      <w:r>
+        <w:t xml:space="preserve">h </w:t>
+      </w:r>
+      <w:r>
+        <w:t>vs</w:t>
+      </w:r>
+      <w:r>
+        <w:t xml:space="preserve"> </w:t>
+      </w:r>
+      <w:r>
+        <w:t>EPS growth</w:t>
+      </w:r>
+    </w:p>
+    <w:p>
+      <w:pPr>
+        <w:pStyle w:val="ListBullet"/>
+        <w:numPr>
+          <w:ilvl w:val="0"/>
+          <w:numId w:val="0"/>
+        </w:numPr>
+      </w:pPr>
+      <w:r>
+        <w:t>Large differences can indicate accounting distortions.</w:t>
+      </w:r>
+    </w:p>
+    <w:p>
+      <w:pPr>
+        <w:pStyle w:val="ListBullet"/>
+        <w:numPr>
+          <w:ilvl w:val="0"/>
+          <w:numId w:val="0"/>
+        </w:numPr>
+      </w:pPr>
+      <w:r>
+        <w:t>Example:</w:t>
+      </w:r>
+    </w:p>
+    <w:p>
+      <w:pPr>
+        <w:pStyle w:val="ListBullet"/>
+        <w:numPr>
+          <w:ilvl w:val="0"/>
+          <w:numId w:val="0"/>
+        </w:numPr>
+      </w:pPr>
+      <w:proofErr w:type="spellStart"/>
+      <w:r>
+        <w:t>eps_growth</w:t>
+      </w:r>
+      <w:proofErr w:type="spellEnd"/>
+      <w:r>
+        <w:t xml:space="preserve"> = 20%</w:t>
+      </w:r>
+    </w:p>
+    <w:p>
+      <w:pPr>
+        <w:pStyle w:val="ListBullet"/>
+        <w:numPr>
+          <w:ilvl w:val="0"/>
+          <w:numId w:val="0"/>
+        </w:numPr>
+      </w:pPr>
+      <w:proofErr w:type="spellStart"/>
+      <w:r>
+        <w:t>fcf_growth</w:t>
+      </w:r>
+      <w:proofErr w:type="spellEnd"/>
+      <w:r>
+        <w:t xml:space="preserve"> = -5%</w:t>
+      </w:r>
+    </w:p>
+    <w:p>
+      <w:pPr>
+        <w:pStyle w:val="ListBullet"/>
+        <w:numPr>
+          <w:ilvl w:val="0"/>
+          <w:numId w:val="0"/>
+        </w:numPr>
+      </w:pPr>
+      <w:r>
+        <w:t>deserves scrutiny.</w:t>
+      </w:r>
+    </w:p>
+    <w:p>
+      <w:pPr>
+        <w:pStyle w:val="ListBullet"/>
+        <w:numPr>
+          <w:ilvl w:val="0"/>
+          <w:numId w:val="0"/>
+        </w:numPr>
+      </w:pPr>
+    </w:p>
+    <w:p>
+      <w:pPr>
+        <w:pStyle w:val="ListBullet"/>
+        <w:numPr>
+          <w:ilvl w:val="0"/>
+          <w:numId w:val="0"/>
+        </w:numPr>
+        <w:rPr>
+          <w:b/>
+          <w:bCs/>
+        </w:rPr>
+      </w:pPr>
+      <w:r>
+        <w:rPr>
+          <w:b/>
+          <w:bCs/>
+        </w:rPr>
+        <w:t>If I could only add ONE more thing</w:t>
+      </w:r>
+    </w:p>
+    <w:p>
+      <w:pPr>
+        <w:pStyle w:val="ListBullet"/>
+        <w:numPr>
+          <w:ilvl w:val="0"/>
+          <w:numId w:val="0"/>
+        </w:numPr>
+      </w:pPr>
+      <w:r>
+        <w:t>For your energy screener:</w:t>
+      </w:r>
+    </w:p>
+    <w:p>
+      <w:pPr>
+        <w:pStyle w:val="ListBullet"/>
+        <w:numPr>
+          <w:ilvl w:val="0"/>
+          <w:numId w:val="0"/>
+        </w:numPr>
+      </w:pPr>
+      <w:r>
+        <w:t>Revenue Resilience Through Commodity Cycles</w:t>
+      </w:r>
+    </w:p>
+    <w:p>
+      <w:pPr>
+        <w:pStyle w:val="ListBullet"/>
+        <w:numPr>
+          <w:ilvl w:val="0"/>
+          <w:numId w:val="0"/>
+        </w:numPr>
+      </w:pPr>
+      <w:r>
+        <w:t>Specifically:</w:t>
+      </w:r>
+    </w:p>
+    <w:p>
+      <w:pPr>
+        <w:pStyle w:val="ListBullet"/>
+        <w:numPr>
+          <w:ilvl w:val="0"/>
+          <w:numId w:val="0"/>
+        </w:numPr>
+      </w:pPr>
+      <w:r>
+        <w:t>worst_3_year_revenue_decline</w:t>
+      </w:r>
+    </w:p>
+    <w:p>
+      <w:pPr>
+        <w:pStyle w:val="ListBullet"/>
+        <w:numPr>
+          <w:ilvl w:val="0"/>
+          <w:numId w:val="0"/>
+        </w:numPr>
+      </w:pPr>
+      <w:r>
+        <w:t>worst_3_year_ebitda_decline</w:t>
+      </w:r>
+    </w:p>
+    <w:p>
+      <w:pPr>
+        <w:pStyle w:val="ListBullet"/>
+        <w:numPr>
+          <w:ilvl w:val="0"/>
+          <w:numId w:val="0"/>
+        </w:numPr>
+      </w:pPr>
+      <w:r>
+        <w:t>worst_3_year_fcf_decline</w:t>
+      </w:r>
+    </w:p>
+    <w:p>
+      <w:pPr>
+        <w:pStyle w:val="ListBullet"/>
+        <w:numPr>
+          <w:ilvl w:val="0"/>
+          <w:numId w:val="0"/>
+        </w:numPr>
+      </w:pPr>
+      <w:r>
+        <w:t>because it identifies companies that stay profitable when oil and gas markets become unfavorable.</w:t>
+      </w:r>
+    </w:p>
+    <w:p>
+      <w:pPr>
+        <w:pStyle w:val="ListBullet"/>
+        <w:numPr>
+          <w:ilvl w:val="0"/>
+          <w:numId w:val="0"/>
+        </w:numPr>
+      </w:pPr>
+      <w:r>
+        <w:t>That is something your current model doesn't fully capture, and it tends to separate the truly elite operators from merely cheap stocks.</w:t>
+      </w:r>
+    </w:p>
+    <w:p>
+      <w:pPr>
+        <w:pStyle w:val="ListBullet"/>
+        <w:numPr>
+          <w:ilvl w:val="0"/>
+          <w:numId w:val="0"/>
+        </w:numPr>
+      </w:pPr>
     </w:p>
     <w:sectPr>
       <w:pgSz w:w="12240" w:h="15840"/>
@@ -739,7 +2173,7 @@
   <w:abstractNum w:abstractNumId="8" w15:restartNumberingAfterBreak="0">
     <w:nsid w:val="FFFFFF89"/>
     <w:multiLevelType w:val="singleLevel"/>
-    <w:tmpl w:val="E9D2D19C"/>
+    <w:tmpl w:val="6B08988E"/>
     <w:lvl w:ilvl="0">
       <w:start w:val="1"/>
       <w:numFmt w:val="bullet"/>
@@ -754,6 +2188,679 @@
       </w:pPr>
       <w:rPr>
         <w:rFonts w:ascii="Symbol" w:hAnsi="Symbol" w:hint="default"/>
+      </w:rPr>
+    </w:lvl>
+  </w:abstractNum>
+  <w:abstractNum w:abstractNumId="9" w15:restartNumberingAfterBreak="0">
+    <w:nsid w:val="07FD2F46"/>
+    <w:multiLevelType w:val="multilevel"/>
+    <w:tmpl w:val="752A4D88"/>
+    <w:lvl w:ilvl="0">
+      <w:start w:val="1"/>
+      <w:numFmt w:val="bullet"/>
+      <w:lvlText w:val=""/>
+      <w:lvlJc w:val="left"/>
+      <w:pPr>
+        <w:tabs>
+          <w:tab w:val="num" w:pos="720"/>
+        </w:tabs>
+        <w:ind w:left="720" w:hanging="360"/>
+      </w:pPr>
+      <w:rPr>
+        <w:rFonts w:ascii="Symbol" w:hAnsi="Symbol" w:hint="default"/>
+        <w:sz w:val="20"/>
+      </w:rPr>
+    </w:lvl>
+    <w:lvl w:ilvl="1" w:tentative="1">
+      <w:start w:val="1"/>
+      <w:numFmt w:val="bullet"/>
+      <w:lvlText w:val="o"/>
+      <w:lvlJc w:val="left"/>
+      <w:pPr>
+        <w:tabs>
+          <w:tab w:val="num" w:pos="1440"/>
+        </w:tabs>
+        <w:ind w:left="1440" w:hanging="360"/>
+      </w:pPr>
+      <w:rPr>
+        <w:rFonts w:ascii="Courier New" w:hAnsi="Courier New" w:hint="default"/>
+        <w:sz w:val="20"/>
+      </w:rPr>
+    </w:lvl>
+    <w:lvl w:ilvl="2" w:tentative="1">
+      <w:start w:val="1"/>
+      <w:numFmt w:val="bullet"/>
+      <w:lvlText w:val=""/>
+      <w:lvlJc w:val="left"/>
+      <w:pPr>
+        <w:tabs>
+          <w:tab w:val="num" w:pos="2160"/>
+        </w:tabs>
+        <w:ind w:left="2160" w:hanging="360"/>
+      </w:pPr>
+      <w:rPr>
+        <w:rFonts w:ascii="Wingdings" w:hAnsi="Wingdings" w:hint="default"/>
+        <w:sz w:val="20"/>
+      </w:rPr>
+    </w:lvl>
+    <w:lvl w:ilvl="3" w:tentative="1">
+      <w:start w:val="1"/>
+      <w:numFmt w:val="bullet"/>
+      <w:lvlText w:val=""/>
+      <w:lvlJc w:val="left"/>
+      <w:pPr>
+        <w:tabs>
+          <w:tab w:val="num" w:pos="2880"/>
+        </w:tabs>
+        <w:ind w:left="2880" w:hanging="360"/>
+      </w:pPr>
+      <w:rPr>
+        <w:rFonts w:ascii="Wingdings" w:hAnsi="Wingdings" w:hint="default"/>
+        <w:sz w:val="20"/>
+      </w:rPr>
+    </w:lvl>
+    <w:lvl w:ilvl="4" w:tentative="1">
+      <w:start w:val="1"/>
+      <w:numFmt w:val="bullet"/>
+      <w:lvlText w:val=""/>
+      <w:lvlJc w:val="left"/>
+      <w:pPr>
+        <w:tabs>
+          <w:tab w:val="num" w:pos="3600"/>
+        </w:tabs>
+        <w:ind w:left="3600" w:hanging="360"/>
+      </w:pPr>
+      <w:rPr>
+        <w:rFonts w:ascii="Wingdings" w:hAnsi="Wingdings" w:hint="default"/>
+        <w:sz w:val="20"/>
+      </w:rPr>
+    </w:lvl>
+    <w:lvl w:ilvl="5" w:tentative="1">
+      <w:start w:val="1"/>
+      <w:numFmt w:val="bullet"/>
+      <w:lvlText w:val=""/>
+      <w:lvlJc w:val="left"/>
+      <w:pPr>
+        <w:tabs>
+          <w:tab w:val="num" w:pos="4320"/>
+        </w:tabs>
+        <w:ind w:left="4320" w:hanging="360"/>
+      </w:pPr>
+      <w:rPr>
+        <w:rFonts w:ascii="Wingdings" w:hAnsi="Wingdings" w:hint="default"/>
+        <w:sz w:val="20"/>
+      </w:rPr>
+    </w:lvl>
+    <w:lvl w:ilvl="6" w:tentative="1">
+      <w:start w:val="1"/>
+      <w:numFmt w:val="bullet"/>
+      <w:lvlText w:val=""/>
+      <w:lvlJc w:val="left"/>
+      <w:pPr>
+        <w:tabs>
+          <w:tab w:val="num" w:pos="5040"/>
+        </w:tabs>
+        <w:ind w:left="5040" w:hanging="360"/>
+      </w:pPr>
+      <w:rPr>
+        <w:rFonts w:ascii="Wingdings" w:hAnsi="Wingdings" w:hint="default"/>
+        <w:sz w:val="20"/>
+      </w:rPr>
+    </w:lvl>
+    <w:lvl w:ilvl="7" w:tentative="1">
+      <w:start w:val="1"/>
+      <w:numFmt w:val="bullet"/>
+      <w:lvlText w:val=""/>
+      <w:lvlJc w:val="left"/>
+      <w:pPr>
+        <w:tabs>
+          <w:tab w:val="num" w:pos="5760"/>
+        </w:tabs>
+        <w:ind w:left="5760" w:hanging="360"/>
+      </w:pPr>
+      <w:rPr>
+        <w:rFonts w:ascii="Wingdings" w:hAnsi="Wingdings" w:hint="default"/>
+        <w:sz w:val="20"/>
+      </w:rPr>
+    </w:lvl>
+    <w:lvl w:ilvl="8" w:tentative="1">
+      <w:start w:val="1"/>
+      <w:numFmt w:val="bullet"/>
+      <w:lvlText w:val=""/>
+      <w:lvlJc w:val="left"/>
+      <w:pPr>
+        <w:tabs>
+          <w:tab w:val="num" w:pos="6480"/>
+        </w:tabs>
+        <w:ind w:left="6480" w:hanging="360"/>
+      </w:pPr>
+      <w:rPr>
+        <w:rFonts w:ascii="Wingdings" w:hAnsi="Wingdings" w:hint="default"/>
+        <w:sz w:val="20"/>
+      </w:rPr>
+    </w:lvl>
+  </w:abstractNum>
+  <w:abstractNum w:abstractNumId="10" w15:restartNumberingAfterBreak="0">
+    <w:nsid w:val="4E85071E"/>
+    <w:multiLevelType w:val="multilevel"/>
+    <w:tmpl w:val="5FD27F5A"/>
+    <w:lvl w:ilvl="0">
+      <w:start w:val="1"/>
+      <w:numFmt w:val="bullet"/>
+      <w:lvlText w:val=""/>
+      <w:lvlJc w:val="left"/>
+      <w:pPr>
+        <w:tabs>
+          <w:tab w:val="num" w:pos="720"/>
+        </w:tabs>
+        <w:ind w:left="720" w:hanging="360"/>
+      </w:pPr>
+      <w:rPr>
+        <w:rFonts w:ascii="Symbol" w:hAnsi="Symbol" w:hint="default"/>
+        <w:sz w:val="20"/>
+      </w:rPr>
+    </w:lvl>
+    <w:lvl w:ilvl="1" w:tentative="1">
+      <w:start w:val="1"/>
+      <w:numFmt w:val="bullet"/>
+      <w:lvlText w:val="o"/>
+      <w:lvlJc w:val="left"/>
+      <w:pPr>
+        <w:tabs>
+          <w:tab w:val="num" w:pos="1440"/>
+        </w:tabs>
+        <w:ind w:left="1440" w:hanging="360"/>
+      </w:pPr>
+      <w:rPr>
+        <w:rFonts w:ascii="Courier New" w:hAnsi="Courier New" w:hint="default"/>
+        <w:sz w:val="20"/>
+      </w:rPr>
+    </w:lvl>
+    <w:lvl w:ilvl="2" w:tentative="1">
+      <w:start w:val="1"/>
+      <w:numFmt w:val="bullet"/>
+      <w:lvlText w:val=""/>
+      <w:lvlJc w:val="left"/>
+      <w:pPr>
+        <w:tabs>
+          <w:tab w:val="num" w:pos="2160"/>
+        </w:tabs>
+        <w:ind w:left="2160" w:hanging="360"/>
+      </w:pPr>
+      <w:rPr>
+        <w:rFonts w:ascii="Wingdings" w:hAnsi="Wingdings" w:hint="default"/>
+        <w:sz w:val="20"/>
+      </w:rPr>
+    </w:lvl>
+    <w:lvl w:ilvl="3" w:tentative="1">
+      <w:start w:val="1"/>
+      <w:numFmt w:val="bullet"/>
+      <w:lvlText w:val=""/>
+      <w:lvlJc w:val="left"/>
+      <w:pPr>
+        <w:tabs>
+          <w:tab w:val="num" w:pos="2880"/>
+        </w:tabs>
+        <w:ind w:left="2880" w:hanging="360"/>
+      </w:pPr>
+      <w:rPr>
+        <w:rFonts w:ascii="Wingdings" w:hAnsi="Wingdings" w:hint="default"/>
+        <w:sz w:val="20"/>
+      </w:rPr>
+    </w:lvl>
+    <w:lvl w:ilvl="4" w:tentative="1">
+      <w:start w:val="1"/>
+      <w:numFmt w:val="bullet"/>
+      <w:lvlText w:val=""/>
+      <w:lvlJc w:val="left"/>
+      <w:pPr>
+        <w:tabs>
+          <w:tab w:val="num" w:pos="3600"/>
+        </w:tabs>
+        <w:ind w:left="3600" w:hanging="360"/>
+      </w:pPr>
+      <w:rPr>
+        <w:rFonts w:ascii="Wingdings" w:hAnsi="Wingdings" w:hint="default"/>
+        <w:sz w:val="20"/>
+      </w:rPr>
+    </w:lvl>
+    <w:lvl w:ilvl="5" w:tentative="1">
+      <w:start w:val="1"/>
+      <w:numFmt w:val="bullet"/>
+      <w:lvlText w:val=""/>
+      <w:lvlJc w:val="left"/>
+      <w:pPr>
+        <w:tabs>
+          <w:tab w:val="num" w:pos="4320"/>
+        </w:tabs>
+        <w:ind w:left="4320" w:hanging="360"/>
+      </w:pPr>
+      <w:rPr>
+        <w:rFonts w:ascii="Wingdings" w:hAnsi="Wingdings" w:hint="default"/>
+        <w:sz w:val="20"/>
+      </w:rPr>
+    </w:lvl>
+    <w:lvl w:ilvl="6" w:tentative="1">
+      <w:start w:val="1"/>
+      <w:numFmt w:val="bullet"/>
+      <w:lvlText w:val=""/>
+      <w:lvlJc w:val="left"/>
+      <w:pPr>
+        <w:tabs>
+          <w:tab w:val="num" w:pos="5040"/>
+        </w:tabs>
+        <w:ind w:left="5040" w:hanging="360"/>
+      </w:pPr>
+      <w:rPr>
+        <w:rFonts w:ascii="Wingdings" w:hAnsi="Wingdings" w:hint="default"/>
+        <w:sz w:val="20"/>
+      </w:rPr>
+    </w:lvl>
+    <w:lvl w:ilvl="7" w:tentative="1">
+      <w:start w:val="1"/>
+      <w:numFmt w:val="bullet"/>
+      <w:lvlText w:val=""/>
+      <w:lvlJc w:val="left"/>
+      <w:pPr>
+        <w:tabs>
+          <w:tab w:val="num" w:pos="5760"/>
+        </w:tabs>
+        <w:ind w:left="5760" w:hanging="360"/>
+      </w:pPr>
+      <w:rPr>
+        <w:rFonts w:ascii="Wingdings" w:hAnsi="Wingdings" w:hint="default"/>
+        <w:sz w:val="20"/>
+      </w:rPr>
+    </w:lvl>
+    <w:lvl w:ilvl="8" w:tentative="1">
+      <w:start w:val="1"/>
+      <w:numFmt w:val="bullet"/>
+      <w:lvlText w:val=""/>
+      <w:lvlJc w:val="left"/>
+      <w:pPr>
+        <w:tabs>
+          <w:tab w:val="num" w:pos="6480"/>
+        </w:tabs>
+        <w:ind w:left="6480" w:hanging="360"/>
+      </w:pPr>
+      <w:rPr>
+        <w:rFonts w:ascii="Wingdings" w:hAnsi="Wingdings" w:hint="default"/>
+        <w:sz w:val="20"/>
+      </w:rPr>
+    </w:lvl>
+  </w:abstractNum>
+  <w:abstractNum w:abstractNumId="11" w15:restartNumberingAfterBreak="0">
+    <w:nsid w:val="5A9B38E8"/>
+    <w:multiLevelType w:val="hybridMultilevel"/>
+    <w:tmpl w:val="D1A41F24"/>
+    <w:lvl w:ilvl="0" w:tplc="04090001">
+      <w:start w:val="1"/>
+      <w:numFmt w:val="bullet"/>
+      <w:lvlText w:val=""/>
+      <w:lvlJc w:val="left"/>
+      <w:pPr>
+        <w:ind w:left="720" w:hanging="360"/>
+      </w:pPr>
+      <w:rPr>
+        <w:rFonts w:ascii="Symbol" w:hAnsi="Symbol" w:hint="default"/>
+      </w:rPr>
+    </w:lvl>
+    <w:lvl w:ilvl="1" w:tplc="04090003" w:tentative="1">
+      <w:start w:val="1"/>
+      <w:numFmt w:val="bullet"/>
+      <w:lvlText w:val="o"/>
+      <w:lvlJc w:val="left"/>
+      <w:pPr>
+        <w:ind w:left="1440" w:hanging="360"/>
+      </w:pPr>
+      <w:rPr>
+        <w:rFonts w:ascii="Courier New" w:hAnsi="Courier New" w:cs="Courier New" w:hint="default"/>
+      </w:rPr>
+    </w:lvl>
+    <w:lvl w:ilvl="2" w:tplc="04090005" w:tentative="1">
+      <w:start w:val="1"/>
+      <w:numFmt w:val="bullet"/>
+      <w:lvlText w:val=""/>
+      <w:lvlJc w:val="left"/>
+      <w:pPr>
+        <w:ind w:left="2160" w:hanging="360"/>
+      </w:pPr>
+      <w:rPr>
+        <w:rFonts w:ascii="Wingdings" w:hAnsi="Wingdings" w:hint="default"/>
+      </w:rPr>
+    </w:lvl>
+    <w:lvl w:ilvl="3" w:tplc="04090001" w:tentative="1">
+      <w:start w:val="1"/>
+      <w:numFmt w:val="bullet"/>
+      <w:lvlText w:val=""/>
+      <w:lvlJc w:val="left"/>
+      <w:pPr>
+        <w:ind w:left="2880" w:hanging="360"/>
+      </w:pPr>
+      <w:rPr>
+        <w:rFonts w:ascii="Symbol" w:hAnsi="Symbol" w:hint="default"/>
+      </w:rPr>
+    </w:lvl>
+    <w:lvl w:ilvl="4" w:tplc="04090003" w:tentative="1">
+      <w:start w:val="1"/>
+      <w:numFmt w:val="bullet"/>
+      <w:lvlText w:val="o"/>
+      <w:lvlJc w:val="left"/>
+      <w:pPr>
+        <w:ind w:left="3600" w:hanging="360"/>
+      </w:pPr>
+      <w:rPr>
+        <w:rFonts w:ascii="Courier New" w:hAnsi="Courier New" w:cs="Courier New" w:hint="default"/>
+      </w:rPr>
+    </w:lvl>
+    <w:lvl w:ilvl="5" w:tplc="04090005" w:tentative="1">
+      <w:start w:val="1"/>
+      <w:numFmt w:val="bullet"/>
+      <w:lvlText w:val=""/>
+      <w:lvlJc w:val="left"/>
+      <w:pPr>
+        <w:ind w:left="4320" w:hanging="360"/>
+      </w:pPr>
+      <w:rPr>
+        <w:rFonts w:ascii="Wingdings" w:hAnsi="Wingdings" w:hint="default"/>
+      </w:rPr>
+    </w:lvl>
+    <w:lvl w:ilvl="6" w:tplc="04090001" w:tentative="1">
+      <w:start w:val="1"/>
+      <w:numFmt w:val="bullet"/>
+      <w:lvlText w:val=""/>
+      <w:lvlJc w:val="left"/>
+      <w:pPr>
+        <w:ind w:left="5040" w:hanging="360"/>
+      </w:pPr>
+      <w:rPr>
+        <w:rFonts w:ascii="Symbol" w:hAnsi="Symbol" w:hint="default"/>
+      </w:rPr>
+    </w:lvl>
+    <w:lvl w:ilvl="7" w:tplc="04090003" w:tentative="1">
+      <w:start w:val="1"/>
+      <w:numFmt w:val="bullet"/>
+      <w:lvlText w:val="o"/>
+      <w:lvlJc w:val="left"/>
+      <w:pPr>
+        <w:ind w:left="5760" w:hanging="360"/>
+      </w:pPr>
+      <w:rPr>
+        <w:rFonts w:ascii="Courier New" w:hAnsi="Courier New" w:cs="Courier New" w:hint="default"/>
+      </w:rPr>
+    </w:lvl>
+    <w:lvl w:ilvl="8" w:tplc="04090005" w:tentative="1">
+      <w:start w:val="1"/>
+      <w:numFmt w:val="bullet"/>
+      <w:lvlText w:val=""/>
+      <w:lvlJc w:val="left"/>
+      <w:pPr>
+        <w:ind w:left="6480" w:hanging="360"/>
+      </w:pPr>
+      <w:rPr>
+        <w:rFonts w:ascii="Wingdings" w:hAnsi="Wingdings" w:hint="default"/>
+      </w:rPr>
+    </w:lvl>
+  </w:abstractNum>
+  <w:abstractNum w:abstractNumId="12" w15:restartNumberingAfterBreak="0">
+    <w:nsid w:val="76480294"/>
+    <w:multiLevelType w:val="hybridMultilevel"/>
+    <w:tmpl w:val="2744BEC0"/>
+    <w:lvl w:ilvl="0" w:tplc="04090001">
+      <w:start w:val="1"/>
+      <w:numFmt w:val="bullet"/>
+      <w:lvlText w:val=""/>
+      <w:lvlJc w:val="left"/>
+      <w:pPr>
+        <w:ind w:left="720" w:hanging="360"/>
+      </w:pPr>
+      <w:rPr>
+        <w:rFonts w:ascii="Symbol" w:hAnsi="Symbol" w:hint="default"/>
+      </w:rPr>
+    </w:lvl>
+    <w:lvl w:ilvl="1" w:tplc="FFFFFFFF" w:tentative="1">
+      <w:start w:val="1"/>
+      <w:numFmt w:val="bullet"/>
+      <w:lvlText w:val="o"/>
+      <w:lvlJc w:val="left"/>
+      <w:pPr>
+        <w:ind w:left="1440" w:hanging="360"/>
+      </w:pPr>
+      <w:rPr>
+        <w:rFonts w:ascii="Courier New" w:hAnsi="Courier New" w:cs="Courier New" w:hint="default"/>
+      </w:rPr>
+    </w:lvl>
+    <w:lvl w:ilvl="2" w:tplc="FFFFFFFF" w:tentative="1">
+      <w:start w:val="1"/>
+      <w:numFmt w:val="bullet"/>
+      <w:lvlText w:val=""/>
+      <w:lvlJc w:val="left"/>
+      <w:pPr>
+        <w:ind w:left="2160" w:hanging="360"/>
+      </w:pPr>
+      <w:rPr>
+        <w:rFonts w:ascii="Wingdings" w:hAnsi="Wingdings" w:hint="default"/>
+      </w:rPr>
+    </w:lvl>
+    <w:lvl w:ilvl="3" w:tplc="FFFFFFFF" w:tentative="1">
+      <w:start w:val="1"/>
+      <w:numFmt w:val="bullet"/>
+      <w:lvlText w:val=""/>
+      <w:lvlJc w:val="left"/>
+      <w:pPr>
+        <w:ind w:left="2880" w:hanging="360"/>
+      </w:pPr>
+      <w:rPr>
+        <w:rFonts w:ascii="Symbol" w:hAnsi="Symbol" w:hint="default"/>
+      </w:rPr>
+    </w:lvl>
+    <w:lvl w:ilvl="4" w:tplc="FFFFFFFF" w:tentative="1">
+      <w:start w:val="1"/>
+      <w:numFmt w:val="bullet"/>
+      <w:lvlText w:val="o"/>
+      <w:lvlJc w:val="left"/>
+      <w:pPr>
+        <w:ind w:left="3600" w:hanging="360"/>
+      </w:pPr>
+      <w:rPr>
+        <w:rFonts w:ascii="Courier New" w:hAnsi="Courier New" w:cs="Courier New" w:hint="default"/>
+      </w:rPr>
+    </w:lvl>
+    <w:lvl w:ilvl="5" w:tplc="FFFFFFFF" w:tentative="1">
+      <w:start w:val="1"/>
+      <w:numFmt w:val="bullet"/>
+      <w:lvlText w:val=""/>
+      <w:lvlJc w:val="left"/>
+      <w:pPr>
+        <w:ind w:left="4320" w:hanging="360"/>
+      </w:pPr>
+      <w:rPr>
+        <w:rFonts w:ascii="Wingdings" w:hAnsi="Wingdings" w:hint="default"/>
+      </w:rPr>
+    </w:lvl>
+    <w:lvl w:ilvl="6" w:tplc="FFFFFFFF" w:tentative="1">
+      <w:start w:val="1"/>
+      <w:numFmt w:val="bullet"/>
+      <w:lvlText w:val=""/>
+      <w:lvlJc w:val="left"/>
+      <w:pPr>
+        <w:ind w:left="5040" w:hanging="360"/>
+      </w:pPr>
+      <w:rPr>
+        <w:rFonts w:ascii="Symbol" w:hAnsi="Symbol" w:hint="default"/>
+      </w:rPr>
+    </w:lvl>
+    <w:lvl w:ilvl="7" w:tplc="FFFFFFFF" w:tentative="1">
+      <w:start w:val="1"/>
+      <w:numFmt w:val="bullet"/>
+      <w:lvlText w:val="o"/>
+      <w:lvlJc w:val="left"/>
+      <w:pPr>
+        <w:ind w:left="5760" w:hanging="360"/>
+      </w:pPr>
+      <w:rPr>
+        <w:rFonts w:ascii="Courier New" w:hAnsi="Courier New" w:cs="Courier New" w:hint="default"/>
+      </w:rPr>
+    </w:lvl>
+    <w:lvl w:ilvl="8" w:tplc="FFFFFFFF" w:tentative="1">
+      <w:start w:val="1"/>
+      <w:numFmt w:val="bullet"/>
+      <w:lvlText w:val=""/>
+      <w:lvlJc w:val="left"/>
+      <w:pPr>
+        <w:ind w:left="6480" w:hanging="360"/>
+      </w:pPr>
+      <w:rPr>
+        <w:rFonts w:ascii="Wingdings" w:hAnsi="Wingdings" w:hint="default"/>
+      </w:rPr>
+    </w:lvl>
+  </w:abstractNum>
+  <w:abstractNum w:abstractNumId="13" w15:restartNumberingAfterBreak="0">
+    <w:nsid w:val="78302996"/>
+    <w:multiLevelType w:val="multilevel"/>
+    <w:tmpl w:val="2D2EB814"/>
+    <w:lvl w:ilvl="0">
+      <w:start w:val="1"/>
+      <w:numFmt w:val="bullet"/>
+      <w:lvlText w:val=""/>
+      <w:lvlJc w:val="left"/>
+      <w:pPr>
+        <w:tabs>
+          <w:tab w:val="num" w:pos="720"/>
+        </w:tabs>
+        <w:ind w:left="720" w:hanging="360"/>
+      </w:pPr>
+      <w:rPr>
+        <w:rFonts w:ascii="Symbol" w:hAnsi="Symbol" w:hint="default"/>
+        <w:sz w:val="20"/>
+      </w:rPr>
+    </w:lvl>
+    <w:lvl w:ilvl="1" w:tentative="1">
+      <w:start w:val="1"/>
+      <w:numFmt w:val="bullet"/>
+      <w:lvlText w:val="o"/>
+      <w:lvlJc w:val="left"/>
+      <w:pPr>
+        <w:tabs>
+          <w:tab w:val="num" w:pos="1440"/>
+        </w:tabs>
+        <w:ind w:left="1440" w:hanging="360"/>
+      </w:pPr>
+      <w:rPr>
+        <w:rFonts w:ascii="Courier New" w:hAnsi="Courier New" w:hint="default"/>
+        <w:sz w:val="20"/>
+      </w:rPr>
+    </w:lvl>
+    <w:lvl w:ilvl="2" w:tentative="1">
+      <w:start w:val="1"/>
+      <w:numFmt w:val="bullet"/>
+      <w:lvlText w:val=""/>
+      <w:lvlJc w:val="left"/>
+      <w:pPr>
+        <w:tabs>
+          <w:tab w:val="num" w:pos="2160"/>
+        </w:tabs>
+        <w:ind w:left="2160" w:hanging="360"/>
+      </w:pPr>
+      <w:rPr>
+        <w:rFonts w:ascii="Wingdings" w:hAnsi="Wingdings" w:hint="default"/>
+        <w:sz w:val="20"/>
+      </w:rPr>
+    </w:lvl>
+    <w:lvl w:ilvl="3" w:tentative="1">
+      <w:start w:val="1"/>
+      <w:numFmt w:val="bullet"/>
+      <w:lvlText w:val=""/>
+      <w:lvlJc w:val="left"/>
+      <w:pPr>
+        <w:tabs>
+          <w:tab w:val="num" w:pos="2880"/>
+        </w:tabs>
+        <w:ind w:left="2880" w:hanging="360"/>
+      </w:pPr>
+      <w:rPr>
+        <w:rFonts w:ascii="Wingdings" w:hAnsi="Wingdings" w:hint="default"/>
+        <w:sz w:val="20"/>
+      </w:rPr>
+    </w:lvl>
+    <w:lvl w:ilvl="4" w:tentative="1">
+      <w:start w:val="1"/>
+      <w:numFmt w:val="bullet"/>
+      <w:lvlText w:val=""/>
+      <w:lvlJc w:val="left"/>
+      <w:pPr>
+        <w:tabs>
+          <w:tab w:val="num" w:pos="3600"/>
+        </w:tabs>
+        <w:ind w:left="3600" w:hanging="360"/>
+      </w:pPr>
+      <w:rPr>
+        <w:rFonts w:ascii="Wingdings" w:hAnsi="Wingdings" w:hint="default"/>
+        <w:sz w:val="20"/>
+      </w:rPr>
+    </w:lvl>
+    <w:lvl w:ilvl="5" w:tentative="1">
+      <w:start w:val="1"/>
+      <w:numFmt w:val="bullet"/>
+      <w:lvlText w:val=""/>
+      <w:lvlJc w:val="left"/>
+      <w:pPr>
+        <w:tabs>
+          <w:tab w:val="num" w:pos="4320"/>
+        </w:tabs>
+        <w:ind w:left="4320" w:hanging="360"/>
+      </w:pPr>
+      <w:rPr>
+        <w:rFonts w:ascii="Wingdings" w:hAnsi="Wingdings" w:hint="default"/>
+        <w:sz w:val="20"/>
+      </w:rPr>
+    </w:lvl>
+    <w:lvl w:ilvl="6" w:tentative="1">
+      <w:start w:val="1"/>
+      <w:numFmt w:val="bullet"/>
+      <w:lvlText w:val=""/>
+      <w:lvlJc w:val="left"/>
+      <w:pPr>
+        <w:tabs>
+          <w:tab w:val="num" w:pos="5040"/>
+        </w:tabs>
+        <w:ind w:left="5040" w:hanging="360"/>
+      </w:pPr>
+      <w:rPr>
+        <w:rFonts w:ascii="Wingdings" w:hAnsi="Wingdings" w:hint="default"/>
+        <w:sz w:val="20"/>
+      </w:rPr>
+    </w:lvl>
+    <w:lvl w:ilvl="7" w:tentative="1">
+      <w:start w:val="1"/>
+      <w:numFmt w:val="bullet"/>
+      <w:lvlText w:val=""/>
+      <w:lvlJc w:val="left"/>
+      <w:pPr>
+        <w:tabs>
+          <w:tab w:val="num" w:pos="5760"/>
+        </w:tabs>
+        <w:ind w:left="5760" w:hanging="360"/>
+      </w:pPr>
+      <w:rPr>
+        <w:rFonts w:ascii="Wingdings" w:hAnsi="Wingdings" w:hint="default"/>
+        <w:sz w:val="20"/>
+      </w:rPr>
+    </w:lvl>
+    <w:lvl w:ilvl="8" w:tentative="1">
+      <w:start w:val="1"/>
+      <w:numFmt w:val="bullet"/>
+      <w:lvlText w:val=""/>
+      <w:lvlJc w:val="left"/>
+      <w:pPr>
+        <w:tabs>
+          <w:tab w:val="num" w:pos="6480"/>
+        </w:tabs>
+        <w:ind w:left="6480" w:hanging="360"/>
+      </w:pPr>
+      <w:rPr>
+        <w:rFonts w:ascii="Wingdings" w:hAnsi="Wingdings" w:hint="default"/>
+        <w:sz w:val="20"/>
       </w:rPr>
     </w:lvl>
   </w:abstractNum>
@@ -783,6 +2890,21 @@
   </w:num>
   <w:num w:numId="9" w16cid:durableId="957444578">
     <w:abstractNumId w:val="0"/>
+  </w:num>
+  <w:num w:numId="10" w16cid:durableId="711147971">
+    <w:abstractNumId w:val="13"/>
+  </w:num>
+  <w:num w:numId="11" w16cid:durableId="1838887590">
+    <w:abstractNumId w:val="9"/>
+  </w:num>
+  <w:num w:numId="12" w16cid:durableId="589507980">
+    <w:abstractNumId w:val="10"/>
+  </w:num>
+  <w:num w:numId="13" w16cid:durableId="35353062">
+    <w:abstractNumId w:val="11"/>
+  </w:num>
+  <w:num w:numId="14" w16cid:durableId="675183431">
+    <w:abstractNumId w:val="12"/>
   </w:num>
 </w:numbering>
 </file>
@@ -1390,7 +3512,6 @@
   <w:style w:type="character" w:default="1" w:styleId="DefaultParagraphFont">
     <w:name w:val="Default Paragraph Font"/>
     <w:uiPriority w:val="1"/>
-    <w:semiHidden/>
     <w:unhideWhenUsed/>
   </w:style>
   <w:style w:type="table" w:default="1" w:styleId="TableNormal">

--- a/energy_screener_upgrade_suggestions.docx
+++ b/energy_screener_upgrade_suggestions.docx
@@ -1476,9 +1476,15 @@
           <w:ilvl w:val="0"/>
           <w:numId w:val="0"/>
         </w:numPr>
+        <w:rPr>
+          <w:color w:val="EE0000"/>
+        </w:rPr>
       </w:pPr>
       <w:proofErr w:type="spellStart"/>
       <w:r>
+        <w:rPr>
+          <w:color w:val="EE0000"/>
+        </w:rPr>
         <w:t>worst_revenue_decline</w:t>
       </w:r>
       <w:proofErr w:type="spellEnd"/>
@@ -1490,9 +1496,15 @@
           <w:ilvl w:val="0"/>
           <w:numId w:val="0"/>
         </w:numPr>
+        <w:rPr>
+          <w:color w:val="EE0000"/>
+        </w:rPr>
       </w:pPr>
       <w:proofErr w:type="spellStart"/>
       <w:r>
+        <w:rPr>
+          <w:color w:val="EE0000"/>
+        </w:rPr>
         <w:t>worst_ebitda_decline</w:t>
       </w:r>
       <w:proofErr w:type="spellEnd"/>
@@ -1504,9 +1516,15 @@
           <w:ilvl w:val="0"/>
           <w:numId w:val="0"/>
         </w:numPr>
+        <w:rPr>
+          <w:color w:val="EE0000"/>
+        </w:rPr>
       </w:pPr>
       <w:proofErr w:type="spellStart"/>
       <w:r>
+        <w:rPr>
+          <w:color w:val="EE0000"/>
+        </w:rPr>
         <w:t>worst_fcf_decline</w:t>
       </w:r>
       <w:proofErr w:type="spellEnd"/>
@@ -1518,8 +1536,14 @@
           <w:ilvl w:val="0"/>
           <w:numId w:val="0"/>
         </w:numPr>
-      </w:pPr>
-      <w:r>
+        <w:rPr>
+          <w:color w:val="EE0000"/>
+        </w:rPr>
+      </w:pPr>
+      <w:r>
+        <w:rPr>
+          <w:color w:val="EE0000"/>
+        </w:rPr>
         <w:t>over 10 years.</w:t>
       </w:r>
     </w:p>

--- a/energy_screener_upgrade_suggestions.docx
+++ b/energy_screener_upgrade_suggestions.docx
@@ -1642,12 +1642,14 @@
         <w:rPr>
           <w:b/>
           <w:bCs/>
+          <w:color w:val="D9D9D9" w:themeColor="background1" w:themeShade="D9"/>
         </w:rPr>
       </w:pPr>
       <w:r>
         <w:rPr>
           <w:b/>
           <w:bCs/>
+          <w:color w:val="D9D9D9" w:themeColor="background1" w:themeShade="D9"/>
         </w:rPr>
         <w:t>6. FCF Margin</w:t>
       </w:r>
@@ -1660,11 +1662,20 @@
           <w:numId w:val="0"/>
         </w:numPr>
         <w:ind w:left="360" w:hanging="360"/>
-      </w:pPr>
-      <w:r>
+        <w:rPr>
+          <w:color w:val="D9D9D9" w:themeColor="background1" w:themeShade="D9"/>
+        </w:rPr>
+      </w:pPr>
+      <w:r>
+        <w:rPr>
+          <w:color w:val="D9D9D9" w:themeColor="background1" w:themeShade="D9"/>
+        </w:rPr>
         <w:t xml:space="preserve">I </w:t>
       </w:r>
       <w:r>
+        <w:rPr>
+          <w:color w:val="D9D9D9" w:themeColor="background1" w:themeShade="D9"/>
+        </w:rPr>
         <w:t>still think this is missing.</w:t>
       </w:r>
     </w:p>
@@ -1676,21 +1687,36 @@
           <w:numId w:val="0"/>
         </w:numPr>
         <w:ind w:left="360" w:hanging="360"/>
+        <w:rPr>
+          <w:color w:val="D9D9D9" w:themeColor="background1" w:themeShade="D9"/>
+        </w:rPr>
       </w:pPr>
       <w:proofErr w:type="spellStart"/>
       <w:r>
+        <w:rPr>
+          <w:color w:val="D9D9D9" w:themeColor="background1" w:themeShade="D9"/>
+        </w:rPr>
         <w:t>fcf_margin</w:t>
       </w:r>
       <w:proofErr w:type="spellEnd"/>
       <w:r>
+        <w:rPr>
+          <w:color w:val="D9D9D9" w:themeColor="background1" w:themeShade="D9"/>
+        </w:rPr>
         <w:t xml:space="preserve"> = </w:t>
       </w:r>
       <w:proofErr w:type="spellStart"/>
       <w:r>
+        <w:rPr>
+          <w:color w:val="D9D9D9" w:themeColor="background1" w:themeShade="D9"/>
+        </w:rPr>
         <w:t>free_cash_flow</w:t>
       </w:r>
       <w:proofErr w:type="spellEnd"/>
       <w:r>
+        <w:rPr>
+          <w:color w:val="D9D9D9" w:themeColor="background1" w:themeShade="D9"/>
+        </w:rPr>
         <w:t xml:space="preserve"> / revenue</w:t>
       </w:r>
     </w:p>
@@ -1702,8 +1728,14 @@
           <w:numId w:val="0"/>
         </w:numPr>
         <w:ind w:left="360"/>
-      </w:pPr>
-      <w:r>
+        <w:rPr>
+          <w:color w:val="D9D9D9" w:themeColor="background1" w:themeShade="D9"/>
+        </w:rPr>
+      </w:pPr>
+      <w:r>
+        <w:rPr>
+          <w:color w:val="D9D9D9" w:themeColor="background1" w:themeShade="D9"/>
+        </w:rPr>
         <w:t>This is one of the cleanest indicators of business quality.</w:t>
       </w:r>
     </w:p>
@@ -1715,8 +1747,14 @@
           <w:numId w:val="0"/>
         </w:numPr>
         <w:ind w:left="360"/>
-      </w:pPr>
-      <w:r>
+        <w:rPr>
+          <w:color w:val="D9D9D9" w:themeColor="background1" w:themeShade="D9"/>
+        </w:rPr>
+      </w:pPr>
+      <w:r>
+        <w:rPr>
+          <w:color w:val="D9D9D9" w:themeColor="background1" w:themeShade="D9"/>
+        </w:rPr>
         <w:t>Especially useful for:</w:t>
       </w:r>
     </w:p>
@@ -1729,8 +1767,14 @@
         </w:numPr>
         <w:ind w:left="360"/>
         <w:jc w:val="both"/>
-      </w:pPr>
-      <w:r>
+        <w:rPr>
+          <w:color w:val="D9D9D9" w:themeColor="background1" w:themeShade="D9"/>
+        </w:rPr>
+      </w:pPr>
+      <w:r>
+        <w:rPr>
+          <w:color w:val="D9D9D9" w:themeColor="background1" w:themeShade="D9"/>
+        </w:rPr>
         <w:t>Integrated</w:t>
       </w:r>
     </w:p>
@@ -1743,8 +1787,14 @@
         </w:numPr>
         <w:ind w:left="360"/>
         <w:jc w:val="both"/>
-      </w:pPr>
-      <w:r>
+        <w:rPr>
+          <w:color w:val="D9D9D9" w:themeColor="background1" w:themeShade="D9"/>
+        </w:rPr>
+      </w:pPr>
+      <w:r>
+        <w:rPr>
+          <w:color w:val="D9D9D9" w:themeColor="background1" w:themeShade="D9"/>
+        </w:rPr>
         <w:t>Midstream</w:t>
       </w:r>
     </w:p>
@@ -1757,8 +1807,14 @@
         </w:numPr>
         <w:ind w:left="360"/>
         <w:jc w:val="both"/>
-      </w:pPr>
-      <w:r>
+        <w:rPr>
+          <w:color w:val="D9D9D9" w:themeColor="background1" w:themeShade="D9"/>
+        </w:rPr>
+      </w:pPr>
+      <w:r>
+        <w:rPr>
+          <w:color w:val="D9D9D9" w:themeColor="background1" w:themeShade="D9"/>
+        </w:rPr>
         <w:t>Oil services</w:t>
       </w:r>
     </w:p>
@@ -3536,6 +3592,7 @@
   <w:style w:type="character" w:default="1" w:styleId="DefaultParagraphFont">
     <w:name w:val="Default Paragraph Font"/>
     <w:uiPriority w:val="1"/>
+    <w:semiHidden/>
     <w:unhideWhenUsed/>
   </w:style>
   <w:style w:type="table" w:default="1" w:styleId="TableNormal">
